--- a/klagomål/A 59052-2025 FSC-klagomål.docx
+++ b/klagomål/A 59052-2025 FSC-klagomål.docx
@@ -684,7 +684,7 @@
     <w:r>
       <w:tab/>
       <w:tab/>
-      <w:t>2025-11-28</w:t>
+      <w:t>2025-11-29</w:t>
       <w:br/>
       <w:br/>
     </w:r>

--- a/klagomål/A 59052-2025 FSC-klagomål.docx
+++ b/klagomål/A 59052-2025 FSC-klagomål.docx
@@ -684,7 +684,7 @@
     <w:r>
       <w:tab/>
       <w:tab/>
-      <w:t>2025-11-29</w:t>
+      <w:t>2025-11-30</w:t>
       <w:br/>
       <w:br/>
     </w:r>

--- a/klagomål/A 59052-2025 FSC-klagomål.docx
+++ b/klagomål/A 59052-2025 FSC-klagomål.docx
@@ -684,7 +684,7 @@
     <w:r>
       <w:tab/>
       <w:tab/>
-      <w:t>2025-11-30</w:t>
+      <w:t>2025-12-01</w:t>
       <w:br/>
       <w:br/>
     </w:r>

--- a/klagomål/A 59052-2025 FSC-klagomål.docx
+++ b/klagomål/A 59052-2025 FSC-klagomål.docx
@@ -684,7 +684,7 @@
     <w:r>
       <w:tab/>
       <w:tab/>
-      <w:t>2025-12-01</w:t>
+      <w:t>2025-12-02</w:t>
       <w:br/>
       <w:br/>
     </w:r>

--- a/klagomål/A 59052-2025 FSC-klagomål.docx
+++ b/klagomål/A 59052-2025 FSC-klagomål.docx
@@ -684,7 +684,7 @@
     <w:r>
       <w:tab/>
       <w:tab/>
-      <w:t>2025-12-02</w:t>
+      <w:t>2025-12-03</w:t>
       <w:br/>
       <w:br/>
     </w:r>

--- a/klagomål/A 59052-2025 FSC-klagomål.docx
+++ b/klagomål/A 59052-2025 FSC-klagomål.docx
@@ -684,7 +684,7 @@
     <w:r>
       <w:tab/>
       <w:tab/>
-      <w:t>2025-12-03</w:t>
+      <w:t>2025-12-04</w:t>
       <w:br/>
       <w:br/>
     </w:r>

--- a/klagomål/A 59052-2025 FSC-klagomål.docx
+++ b/klagomål/A 59052-2025 FSC-klagomål.docx
@@ -684,7 +684,7 @@
     <w:r>
       <w:tab/>
       <w:tab/>
-      <w:t>2025-12-04</w:t>
+      <w:t>2025-12-05</w:t>
       <w:br/>
       <w:br/>
     </w:r>

--- a/klagomål/A 59052-2025 FSC-klagomål.docx
+++ b/klagomål/A 59052-2025 FSC-klagomål.docx
@@ -684,7 +684,7 @@
     <w:r>
       <w:tab/>
       <w:tab/>
-      <w:t>2025-12-05</w:t>
+      <w:t>2025-12-06</w:t>
       <w:br/>
       <w:br/>
     </w:r>

--- a/klagomål/A 59052-2025 FSC-klagomål.docx
+++ b/klagomål/A 59052-2025 FSC-klagomål.docx
@@ -684,7 +684,7 @@
     <w:r>
       <w:tab/>
       <w:tab/>
-      <w:t>2025-12-06</w:t>
+      <w:t>2025-12-07</w:t>
       <w:br/>
       <w:br/>
     </w:r>

--- a/klagomål/A 59052-2025 FSC-klagomål.docx
+++ b/klagomål/A 59052-2025 FSC-klagomål.docx
@@ -684,7 +684,7 @@
     <w:r>
       <w:tab/>
       <w:tab/>
-      <w:t>2025-12-07</w:t>
+      <w:t>2025-12-08</w:t>
       <w:br/>
       <w:br/>
     </w:r>

--- a/klagomål/A 59052-2025 FSC-klagomål.docx
+++ b/klagomål/A 59052-2025 FSC-klagomål.docx
@@ -684,7 +684,7 @@
     <w:r>
       <w:tab/>
       <w:tab/>
-      <w:t>2025-12-08</w:t>
+      <w:t>2025-12-09</w:t>
       <w:br/>
       <w:br/>
     </w:r>

--- a/klagomål/A 59052-2025 FSC-klagomål.docx
+++ b/klagomål/A 59052-2025 FSC-klagomål.docx
@@ -684,7 +684,7 @@
     <w:r>
       <w:tab/>
       <w:tab/>
-      <w:t>2025-12-09</w:t>
+      <w:t>2025-12-10</w:t>
       <w:br/>
       <w:br/>
     </w:r>

--- a/klagomål/A 59052-2025 FSC-klagomål.docx
+++ b/klagomål/A 59052-2025 FSC-klagomål.docx
@@ -684,7 +684,7 @@
     <w:r>
       <w:tab/>
       <w:tab/>
-      <w:t>2025-12-10</w:t>
+      <w:t>2025-12-11</w:t>
       <w:br/>
       <w:br/>
     </w:r>

--- a/klagomål/A 59052-2025 FSC-klagomål.docx
+++ b/klagomål/A 59052-2025 FSC-klagomål.docx
@@ -684,7 +684,7 @@
     <w:r>
       <w:tab/>
       <w:tab/>
-      <w:t>2025-12-11</w:t>
+      <w:t>2025-12-12</w:t>
       <w:br/>
       <w:br/>
     </w:r>

--- a/klagomål/A 59052-2025 FSC-klagomål.docx
+++ b/klagomål/A 59052-2025 FSC-klagomål.docx
@@ -684,7 +684,7 @@
     <w:r>
       <w:tab/>
       <w:tab/>
-      <w:t>2025-12-12</w:t>
+      <w:t>2025-12-13</w:t>
       <w:br/>
       <w:br/>
     </w:r>

--- a/klagomål/A 59052-2025 FSC-klagomål.docx
+++ b/klagomål/A 59052-2025 FSC-klagomål.docx
@@ -684,7 +684,7 @@
     <w:r>
       <w:tab/>
       <w:tab/>
-      <w:t>2025-12-19</w:t>
+      <w:t>2025-12-20</w:t>
       <w:br/>
       <w:br/>
     </w:r>

--- a/klagomål/A 59052-2025 FSC-klagomål.docx
+++ b/klagomål/A 59052-2025 FSC-klagomål.docx
@@ -684,7 +684,7 @@
     <w:r>
       <w:tab/>
       <w:tab/>
-      <w:t>2025-12-20</w:t>
+      <w:t>2025-12-21</w:t>
       <w:br/>
       <w:br/>
     </w:r>

--- a/klagomål/A 59052-2025 FSC-klagomål.docx
+++ b/klagomål/A 59052-2025 FSC-klagomål.docx
@@ -684,7 +684,7 @@
     <w:r>
       <w:tab/>
       <w:tab/>
-      <w:t>2025-12-21</w:t>
+      <w:t>2025-12-22</w:t>
       <w:br/>
       <w:br/>
     </w:r>

--- a/klagomål/A 59052-2025 FSC-klagomål.docx
+++ b/klagomål/A 59052-2025 FSC-klagomål.docx
@@ -684,7 +684,7 @@
     <w:r>
       <w:tab/>
       <w:tab/>
-      <w:t>2025-12-22</w:t>
+      <w:t>2025-12-26</w:t>
       <w:br/>
       <w:br/>
     </w:r>

--- a/klagomål/A 59052-2025 FSC-klagomål.docx
+++ b/klagomål/A 59052-2025 FSC-klagomål.docx
@@ -684,7 +684,7 @@
     <w:r>
       <w:tab/>
       <w:tab/>
-      <w:t>2025-12-26</w:t>
+      <w:t>2025-12-28</w:t>
       <w:br/>
       <w:br/>
     </w:r>

--- a/klagomål/A 59052-2025 FSC-klagomål.docx
+++ b/klagomål/A 59052-2025 FSC-klagomål.docx
@@ -684,7 +684,7 @@
     <w:r>
       <w:tab/>
       <w:tab/>
-      <w:t>2025-12-28</w:t>
+      <w:t>2025-12-29</w:t>
       <w:br/>
       <w:br/>
     </w:r>

--- a/klagomål/A 59052-2025 FSC-klagomål.docx
+++ b/klagomål/A 59052-2025 FSC-klagomål.docx
@@ -684,7 +684,7 @@
     <w:r>
       <w:tab/>
       <w:tab/>
-      <w:t>2025-12-29</w:t>
+      <w:t>2025-12-30</w:t>
       <w:br/>
       <w:br/>
     </w:r>

--- a/klagomål/A 59052-2025 FSC-klagomål.docx
+++ b/klagomål/A 59052-2025 FSC-klagomål.docx
@@ -684,7 +684,7 @@
     <w:r>
       <w:tab/>
       <w:tab/>
-      <w:t>2025-12-30</w:t>
+      <w:t>2025-12-31</w:t>
       <w:br/>
       <w:br/>
     </w:r>

--- a/klagomål/A 59052-2025 FSC-klagomål.docx
+++ b/klagomål/A 59052-2025 FSC-klagomål.docx
@@ -684,7 +684,7 @@
     <w:r>
       <w:tab/>
       <w:tab/>
-      <w:t>2025-12-31</w:t>
+      <w:t>2026-01-03</w:t>
       <w:br/>
       <w:br/>
     </w:r>

--- a/klagomål/A 59052-2025 FSC-klagomål.docx
+++ b/klagomål/A 59052-2025 FSC-klagomål.docx
@@ -1227,7 +1227,7 @@
     <w:r>
       <w:tab/>
       <w:tab/>
-      <w:t>2026-01-07</w:t>
+      <w:t>2026-01-08</w:t>
       <w:br/>
       <w:br/>
     </w:r>

--- a/klagomål/A 59052-2025 FSC-klagomål.docx
+++ b/klagomål/A 59052-2025 FSC-klagomål.docx
@@ -1227,7 +1227,7 @@
     <w:r>
       <w:tab/>
       <w:tab/>
-      <w:t>2026-01-08</w:t>
+      <w:t>2026-01-09</w:t>
       <w:br/>
       <w:br/>
     </w:r>

--- a/klagomål/A 59052-2025 FSC-klagomål.docx
+++ b/klagomål/A 59052-2025 FSC-klagomål.docx
@@ -1227,7 +1227,7 @@
     <w:r>
       <w:tab/>
       <w:tab/>
-      <w:t>2026-01-09</w:t>
+      <w:t>2026-01-10</w:t>
       <w:br/>
       <w:br/>
     </w:r>

--- a/klagomål/A 59052-2025 FSC-klagomål.docx
+++ b/klagomål/A 59052-2025 FSC-klagomål.docx
@@ -1227,7 +1227,7 @@
     <w:r>
       <w:tab/>
       <w:tab/>
-      <w:t>2026-01-10</w:t>
+      <w:t>2026-01-11</w:t>
       <w:br/>
       <w:br/>
     </w:r>

--- a/klagomål/A 59052-2025 FSC-klagomål.docx
+++ b/klagomål/A 59052-2025 FSC-klagomål.docx
@@ -1227,7 +1227,7 @@
     <w:r>
       <w:tab/>
       <w:tab/>
-      <w:t>2026-01-11</w:t>
+      <w:t>2026-01-12</w:t>
       <w:br/>
       <w:br/>
     </w:r>

--- a/klagomål/A 59052-2025 FSC-klagomål.docx
+++ b/klagomål/A 59052-2025 FSC-klagomål.docx
@@ -1227,7 +1227,7 @@
     <w:r>
       <w:tab/>
       <w:tab/>
-      <w:t>2026-01-12</w:t>
+      <w:t>2026-01-13</w:t>
       <w:br/>
       <w:br/>
     </w:r>

--- a/klagomål/A 59052-2025 FSC-klagomål.docx
+++ b/klagomål/A 59052-2025 FSC-klagomål.docx
@@ -1227,7 +1227,7 @@
     <w:r>
       <w:tab/>
       <w:tab/>
-      <w:t>2026-01-13</w:t>
+      <w:t>2026-01-14</w:t>
       <w:br/>
       <w:br/>
     </w:r>

--- a/klagomål/A 59052-2025 FSC-klagomål.docx
+++ b/klagomål/A 59052-2025 FSC-klagomål.docx
@@ -1227,7 +1227,7 @@
     <w:r>
       <w:tab/>
       <w:tab/>
-      <w:t>2026-01-14</w:t>
+      <w:t>2026-01-15</w:t>
       <w:br/>
       <w:br/>
     </w:r>

--- a/klagomål/A 59052-2025 FSC-klagomål.docx
+++ b/klagomål/A 59052-2025 FSC-klagomål.docx
@@ -1227,7 +1227,7 @@
     <w:r>
       <w:tab/>
       <w:tab/>
-      <w:t>2026-01-15</w:t>
+      <w:t>2026-01-16</w:t>
       <w:br/>
       <w:br/>
     </w:r>

--- a/klagomål/A 59052-2025 FSC-klagomål.docx
+++ b/klagomål/A 59052-2025 FSC-klagomål.docx
@@ -1227,7 +1227,7 @@
     <w:r>
       <w:tab/>
       <w:tab/>
-      <w:t>2026-01-16</w:t>
+      <w:t>2026-01-17</w:t>
       <w:br/>
       <w:br/>
     </w:r>

--- a/klagomål/A 59052-2025 FSC-klagomål.docx
+++ b/klagomål/A 59052-2025 FSC-klagomål.docx
@@ -1227,7 +1227,7 @@
     <w:r>
       <w:tab/>
       <w:tab/>
-      <w:t>2026-01-17</w:t>
+      <w:t>2026-01-18</w:t>
       <w:br/>
       <w:br/>
     </w:r>

--- a/klagomål/A 59052-2025 FSC-klagomål.docx
+++ b/klagomål/A 59052-2025 FSC-klagomål.docx
@@ -1227,7 +1227,7 @@
     <w:r>
       <w:tab/>
       <w:tab/>
-      <w:t>2026-01-18</w:t>
+      <w:t>2026-01-19</w:t>
       <w:br/>
       <w:br/>
     </w:r>

--- a/klagomål/A 59052-2025 FSC-klagomål.docx
+++ b/klagomål/A 59052-2025 FSC-klagomål.docx
@@ -1227,7 +1227,7 @@
     <w:r>
       <w:tab/>
       <w:tab/>
-      <w:t>2026-01-19</w:t>
+      <w:t>2026-01-20</w:t>
       <w:br/>
       <w:br/>
     </w:r>

--- a/klagomål/A 59052-2025 FSC-klagomål.docx
+++ b/klagomål/A 59052-2025 FSC-klagomål.docx
@@ -1227,7 +1227,7 @@
     <w:r>
       <w:tab/>
       <w:tab/>
-      <w:t>2026-01-20</w:t>
+      <w:t>2026-01-21</w:t>
       <w:br/>
       <w:br/>
     </w:r>

--- a/klagomål/A 59052-2025 FSC-klagomål.docx
+++ b/klagomål/A 59052-2025 FSC-klagomål.docx
@@ -1227,7 +1227,7 @@
     <w:r>
       <w:tab/>
       <w:tab/>
-      <w:t>2026-01-21</w:t>
+      <w:t>2026-01-23</w:t>
       <w:br/>
       <w:br/>
     </w:r>

--- a/klagomål/A 59052-2025 FSC-klagomål.docx
+++ b/klagomål/A 59052-2025 FSC-klagomål.docx
@@ -1227,7 +1227,7 @@
     <w:r>
       <w:tab/>
       <w:tab/>
-      <w:t>2026-01-23</w:t>
+      <w:t>2026-01-24</w:t>
       <w:br/>
       <w:br/>
     </w:r>

--- a/klagomål/A 59052-2025 FSC-klagomål.docx
+++ b/klagomål/A 59052-2025 FSC-klagomål.docx
@@ -1227,7 +1227,7 @@
     <w:r>
       <w:tab/>
       <w:tab/>
-      <w:t>2026-01-24</w:t>
+      <w:t>2026-01-25</w:t>
       <w:br/>
       <w:br/>
     </w:r>

--- a/klagomål/A 59052-2025 FSC-klagomål.docx
+++ b/klagomål/A 59052-2025 FSC-klagomål.docx
@@ -1227,7 +1227,7 @@
     <w:r>
       <w:tab/>
       <w:tab/>
-      <w:t>2026-01-25</w:t>
+      <w:t>2026-01-26</w:t>
       <w:br/>
       <w:br/>
     </w:r>

--- a/klagomål/A 59052-2025 FSC-klagomål.docx
+++ b/klagomål/A 59052-2025 FSC-klagomål.docx
@@ -1227,7 +1227,7 @@
     <w:r>
       <w:tab/>
       <w:tab/>
-      <w:t>2026-01-26</w:t>
+      <w:t>2026-01-27</w:t>
       <w:br/>
       <w:br/>
     </w:r>

--- a/klagomål/A 59052-2025 FSC-klagomål.docx
+++ b/klagomål/A 59052-2025 FSC-klagomål.docx
@@ -1227,7 +1227,7 @@
     <w:r>
       <w:tab/>
       <w:tab/>
-      <w:t>2026-01-27</w:t>
+      <w:t>2026-01-28</w:t>
       <w:br/>
       <w:br/>
     </w:r>

--- a/klagomål/A 59052-2025 FSC-klagomål.docx
+++ b/klagomål/A 59052-2025 FSC-klagomål.docx
@@ -1373,7 +1373,7 @@
     <w:r>
       <w:tab/>
       <w:tab/>
-      <w:t>2026-03-13</w:t>
+      <w:t>2026-03-16</w:t>
       <w:br/>
       <w:br/>
     </w:r>

--- a/klagomål/A 59052-2025 FSC-klagomål.docx
+++ b/klagomål/A 59052-2025 FSC-klagomål.docx
@@ -1373,7 +1373,7 @@
     <w:r>
       <w:tab/>
       <w:tab/>
-      <w:t>2026-03-16</w:t>
+      <w:t>2026-03-17</w:t>
       <w:br/>
       <w:br/>
     </w:r>

--- a/klagomål/A 59052-2025 FSC-klagomål.docx
+++ b/klagomål/A 59052-2025 FSC-klagomål.docx
@@ -1373,7 +1373,7 @@
     <w:r>
       <w:tab/>
       <w:tab/>
-      <w:t>2026-03-17</w:t>
+      <w:t>2026-03-18</w:t>
       <w:br/>
       <w:br/>
     </w:r>

--- a/klagomål/A 59052-2025 FSC-klagomål.docx
+++ b/klagomål/A 59052-2025 FSC-klagomål.docx
@@ -1373,7 +1373,7 @@
     <w:r>
       <w:tab/>
       <w:tab/>
-      <w:t>2026-03-18</w:t>
+      <w:t>2026-03-19</w:t>
       <w:br/>
       <w:br/>
     </w:r>

--- a/klagomål/A 59052-2025 FSC-klagomål.docx
+++ b/klagomål/A 59052-2025 FSC-klagomål.docx
@@ -1373,7 +1373,7 @@
     <w:r>
       <w:tab/>
       <w:tab/>
-      <w:t>2026-03-19</w:t>
+      <w:t>2026-03-20</w:t>
       <w:br/>
       <w:br/>
     </w:r>

--- a/klagomål/A 59052-2025 FSC-klagomål.docx
+++ b/klagomål/A 59052-2025 FSC-klagomål.docx
@@ -1373,7 +1373,7 @@
     <w:r>
       <w:tab/>
       <w:tab/>
-      <w:t>2026-03-20</w:t>
+      <w:t>2026-03-21</w:t>
       <w:br/>
       <w:br/>
     </w:r>

--- a/klagomål/A 59052-2025 FSC-klagomål.docx
+++ b/klagomål/A 59052-2025 FSC-klagomål.docx
@@ -1373,7 +1373,7 @@
     <w:r>
       <w:tab/>
       <w:tab/>
-      <w:t>2026-03-21</w:t>
+      <w:t>2026-03-22</w:t>
       <w:br/>
       <w:br/>
     </w:r>

--- a/klagomål/A 59052-2025 FSC-klagomål.docx
+++ b/klagomål/A 59052-2025 FSC-klagomål.docx
@@ -1373,7 +1373,7 @@
     <w:r>
       <w:tab/>
       <w:tab/>
-      <w:t>2026-03-22</w:t>
+      <w:t>2026-03-23</w:t>
       <w:br/>
       <w:br/>
     </w:r>

--- a/klagomål/A 59052-2025 FSC-klagomål.docx
+++ b/klagomål/A 59052-2025 FSC-klagomål.docx
@@ -1373,7 +1373,7 @@
     <w:r>
       <w:tab/>
       <w:tab/>
-      <w:t>2026-03-23</w:t>
+      <w:t>2026-03-24</w:t>
       <w:br/>
       <w:br/>
     </w:r>

--- a/klagomål/A 59052-2025 FSC-klagomål.docx
+++ b/klagomål/A 59052-2025 FSC-klagomål.docx
@@ -1373,7 +1373,7 @@
     <w:r>
       <w:tab/>
       <w:tab/>
-      <w:t>2026-03-24</w:t>
+      <w:t>2026-03-25</w:t>
       <w:br/>
       <w:br/>
     </w:r>

--- a/klagomål/A 59052-2025 FSC-klagomål.docx
+++ b/klagomål/A 59052-2025 FSC-klagomål.docx
@@ -1373,7 +1373,7 @@
     <w:r>
       <w:tab/>
       <w:tab/>
-      <w:t>2026-03-25</w:t>
+      <w:t>2026-03-26</w:t>
       <w:br/>
       <w:br/>
     </w:r>

--- a/klagomål/A 59052-2025 FSC-klagomål.docx
+++ b/klagomål/A 59052-2025 FSC-klagomål.docx
@@ -1373,7 +1373,7 @@
     <w:r>
       <w:tab/>
       <w:tab/>
-      <w:t>2026-03-26</w:t>
+      <w:t>2026-03-27</w:t>
       <w:br/>
       <w:br/>
     </w:r>

--- a/klagomål/A 59052-2025 FSC-klagomål.docx
+++ b/klagomål/A 59052-2025 FSC-klagomål.docx
@@ -1373,7 +1373,7 @@
     <w:r>
       <w:tab/>
       <w:tab/>
-      <w:t>2026-03-27</w:t>
+      <w:t>2026-03-28</w:t>
       <w:br/>
       <w:br/>
     </w:r>

--- a/klagomål/A 59052-2025 FSC-klagomål.docx
+++ b/klagomål/A 59052-2025 FSC-klagomål.docx
@@ -1373,7 +1373,7 @@
     <w:r>
       <w:tab/>
       <w:tab/>
-      <w:t>2026-03-28</w:t>
+      <w:t>2026-03-29</w:t>
       <w:br/>
       <w:br/>
     </w:r>

--- a/klagomål/A 59052-2025 FSC-klagomål.docx
+++ b/klagomål/A 59052-2025 FSC-klagomål.docx
@@ -1373,7 +1373,7 @@
     <w:r>
       <w:tab/>
       <w:tab/>
-      <w:t>2026-03-29</w:t>
+      <w:t>2026-03-30</w:t>
       <w:br/>
       <w:br/>
     </w:r>

--- a/klagomål/A 59052-2025 FSC-klagomål.docx
+++ b/klagomål/A 59052-2025 FSC-klagomål.docx
@@ -1373,7 +1373,7 @@
     <w:r>
       <w:tab/>
       <w:tab/>
-      <w:t>2026-03-30</w:t>
+      <w:t>2026-03-31</w:t>
       <w:br/>
       <w:br/>
     </w:r>

--- a/klagomål/A 59052-2025 FSC-klagomål.docx
+++ b/klagomål/A 59052-2025 FSC-klagomål.docx
@@ -1373,7 +1373,7 @@
     <w:r>
       <w:tab/>
       <w:tab/>
-      <w:t>2026-03-31</w:t>
+      <w:t>2026-04-01</w:t>
       <w:br/>
       <w:br/>
     </w:r>

--- a/klagomål/A 59052-2025 FSC-klagomål.docx
+++ b/klagomål/A 59052-2025 FSC-klagomål.docx
@@ -1373,7 +1373,7 @@
     <w:r>
       <w:tab/>
       <w:tab/>
-      <w:t>2026-04-01</w:t>
+      <w:t>2026-04-02</w:t>
       <w:br/>
       <w:br/>
     </w:r>

--- a/klagomål/A 59052-2025 FSC-klagomål.docx
+++ b/klagomål/A 59052-2025 FSC-klagomål.docx
@@ -1373,7 +1373,7 @@
     <w:r>
       <w:tab/>
       <w:tab/>
-      <w:t>2026-04-02</w:t>
+      <w:t>2026-04-03</w:t>
       <w:br/>
       <w:br/>
     </w:r>

--- a/klagomål/A 59052-2025 FSC-klagomål.docx
+++ b/klagomål/A 59052-2025 FSC-klagomål.docx
@@ -1373,7 +1373,7 @@
     <w:r>
       <w:tab/>
       <w:tab/>
-      <w:t>2026-04-03</w:t>
+      <w:t>2026-04-04</w:t>
       <w:br/>
       <w:br/>
     </w:r>

--- a/klagomål/A 59052-2025 FSC-klagomål.docx
+++ b/klagomål/A 59052-2025 FSC-klagomål.docx
@@ -1373,7 +1373,7 @@
     <w:r>
       <w:tab/>
       <w:tab/>
-      <w:t>2026-04-04</w:t>
+      <w:t>2026-04-05</w:t>
       <w:br/>
       <w:br/>
     </w:r>

--- a/klagomål/A 59052-2025 FSC-klagomål.docx
+++ b/klagomål/A 59052-2025 FSC-klagomål.docx
@@ -1373,7 +1373,7 @@
     <w:r>
       <w:tab/>
       <w:tab/>
-      <w:t>2026-04-05</w:t>
+      <w:t>2026-04-06</w:t>
       <w:br/>
       <w:br/>
     </w:r>

--- a/klagomål/A 59052-2025 FSC-klagomål.docx
+++ b/klagomål/A 59052-2025 FSC-klagomål.docx
@@ -271,10 +271,10 @@
         <w:rPr>
           <w:b/>
         </w:rPr>
-        <w:t>Garnlav (NT)</w:t>
-      </w:r>
-      <w:r>
-        <w:t xml:space="preserve"> är en utpräglad barrskogsart som ibland kan drapera träden i norrländska grannaturskogar med hög luftfuktighet. Den förekommer även i talldominerade bestånd där den, förutom i trädens grenverk, påträffas hängande över ojämnheter i tallbarken. Arten har minskat starkt i södra och mellersta Sverige och den minskar även i sitt nordliga utbredningsområde. Orsaken till tillbakagången beror främst på slutavverkningar av naturskogsartade skogar. Bestånd med riklig förekomst bör regelmässigt sparas. Garnlav är värdväxt för den mycket sällsynta och akut hotade fjärilen barrskogslavfly (CR) som hör hemma i boreala barrskogar med riklig förekomst av värdväxten. Tidigare kunde arten konstateras årligen på flera platser vid Dala-Floda i Dalarna innan lokalerna kalavverkades. Senaste fyndet i landet av barrskogslavfly är från år 2000 då den påträffades vid Högberget i Sollefteå kommun. Garnlav är typisk art för </w:t>
+        <w:t>Garnlav (VU)</w:t>
+      </w:r>
+      <w:r>
+        <w:t xml:space="preserve"> är en utpräglad barrskogsart som ibland kan drapera träden i norrländska grannaturskogar med hög luftfuktighet. Den förekommer även i talldominerade bestånd där den, förutom i trädens grenverk, påträffas hängande över ojämnheter i tallbarken. Arten har minskat starkt i södra och mellersta Sverige och den minskar även i sitt nordliga utbredningsområde. Minskningstakten uppgår till 30 (20–50) % inom 50 år och överstiger gränsvärdet för Sårbar (VU). Orsaken till tillbakagången beror främst på slutavverkningar av naturskogsartade skogar. Bestånd med riklig förekomst bör regelmässigt sparas, vilket även gynnar flera andra sällsynta och rödlistade arter. Garnlav är värdväxt för den mycket sällsynta och akut hotade fjärilen barrskogslavfly (CR) som hör hemma i boreala barrskogar med riklig förekomst av värdväxten. Tidigare kunde arten konstateras årligen på flera platser vid Dala-Floda i Dalarna innan lokalerna kalavverkades. Senaste fyndet i landet av barrskogslavfly är från år 2000 då den påträffades vid Högberget i Sollefteå kommun. Garnlav är typisk art för </w:t>
       </w:r>
       <w:r>
         <w:rPr>
@@ -292,7 +292,7 @@
         <w:t xml:space="preserve"> 9070 Trädklädd betesmark</w:t>
       </w:r>
       <w:r>
-        <w:t xml:space="preserve"> (SLU Artdatabanken, 2024).</w:t>
+        <w:t xml:space="preserve"> (SLU Artdatabanken, 2026).</w:t>
       </w:r>
     </w:p>
     <w:p>
@@ -323,25 +323,34 @@
         <w:t>Lunglav (NT)</w:t>
       </w:r>
       <w:r>
-        <w:t xml:space="preserve"> är en av vårt lands främsta signalarter som överallt indikerar gamla lövträd, skogsbestånd med höga naturvärden och ekosystem med långskoglig kontinuitet. Lokalt kan förekomsten vara mycket riklig men den hittas nästan enbart i gamla och ej slutavverkade skogar. Artens samtliga förekomster bör uppmärksammas från naturvårdssynpunkt, då många lokaler även hyser andra ovanliga och rödlistade arter. Rikliga förekomster bör skyddas med biotopskydd, frivilliga avsättningar eller reservat. Det finns ett antal sällsynta lavparasiter som växer på lunglav: lunglavsknapp (VU), skrovelmössing (DD), lunglavshårprick (DD), </w:t>
+        <w:t xml:space="preserve"> är en av vårt lands främsta signalarter som överallt indikerar gamla lövträd, skogsbestånd med höga naturvärden och ekosystem med långskoglig kontinuitet. Lokalt kan förekomsten vara mycket riklig men den hittas nästan enbart i gamla och ej slutavverkade skogar. Artens samtliga förekomster bör uppmärksammas från naturvårdssynpunkt, då många lokaler även hyser andra ovanliga och rödlistade arter. Rikliga förekomster bör skyddas med biotopskydd, frivilliga avsättningar eller reservat. På lunglav kan de sällsynta lavparasiterna lunglavshårprick (CR), </w:t>
       </w:r>
       <w:r>
         <w:rPr>
           <w:i/>
         </w:rPr>
-        <w:t>Calycina alstrupii</w:t>
-      </w:r>
-      <w:r>
-        <w:t xml:space="preserve"> (NA) och </w:t>
+        <w:t>Abrothallus diederichii</w:t>
+      </w:r>
+      <w:r>
+        <w:t xml:space="preserve"> (VU), </w:t>
       </w:r>
       <w:r>
         <w:rPr>
           <w:i/>
         </w:rPr>
-        <w:t>Chalara lobariae</w:t>
-      </w:r>
-      <w:r>
-        <w:t xml:space="preserve"> (NA). Lunglav är typisk art för </w:t>
+        <w:t>Abrothallus lobariae</w:t>
+      </w:r>
+      <w:r>
+        <w:t xml:space="preserve"> (VU), </w:t>
+      </w:r>
+      <w:r>
+        <w:rPr>
+          <w:i/>
+        </w:rPr>
+        <w:t>Calycina lobariae</w:t>
+      </w:r>
+      <w:r>
+        <w:t xml:space="preserve"> (VU), lunglavsknapp (VU) och skrovelmössing (VU) påträffas. Lunglav är typisk art för </w:t>
       </w:r>
       <w:r>
         <w:rPr>
@@ -359,7 +368,7 @@
         <w:t xml:space="preserve"> 6530 Lövängar</w:t>
       </w:r>
       <w:r>
-        <w:t xml:space="preserve"> (SLU Artdatabanken, 2025; SLU Artdatabanken, 2024; Nitare &amp; Skogsstyrelsen, 2019).</w:t>
+        <w:t xml:space="preserve"> (SLU Artdatabanken, 2026; Nitare &amp; Skogsstyrelsen, 2019).</w:t>
       </w:r>
     </w:p>
     <w:p>
@@ -803,7 +812,39 @@
     </w:p>
     <w:p>
       <w:r>
-        <w:t xml:space="preserve">Lunglav (NT) är en av vårt lands främsta signalarter som överallt indikerar gamla lövträd, skogsbestånd med höga naturvärden och ekosystem med lång skoglig kontinuitet. Lokalt kan förekomsten vara mycket riklig men den hittas nästan enbart i gamla och ej slutavverkade skogar. Artens samtliga förekomster bör uppmärksammas från naturvårdssynpunkt, då många lokaler även hyser andra ovanliga och rödlistade arter. Rikliga förekomster bör skyddas med biotopskydd, frivilliga avsättningar eller reservat. Lunglav är typisk art för </w:t>
+        <w:t xml:space="preserve">Lunglav (NT) är en av vårt lands främsta signalarter som överallt indikerar gamla lövträd, skogsbestånd med höga naturvärden och ekosystem med lång skoglig kontinuitet. Lokalt kan förekomsten vara mycket riklig men den hittas nästan enbart i gamla och ej slutavverkade skogar. Artens samtliga förekomster bör uppmärksammas från naturvårdssynpunkt, då många lokaler även hyser andra ovanliga och rödlistade arter, däribland de sällsynta lavparasiterna lunglavshårprick (CR), </w:t>
+      </w:r>
+      <w:r>
+        <w:rPr>
+          <w:i/>
+        </w:rPr>
+        <w:t>Abrothallus diederichii</w:t>
+      </w:r>
+      <w:r>
+        <w:t xml:space="preserve"> (VU), </w:t>
+      </w:r>
+      <w:r>
+        <w:rPr>
+          <w:i/>
+        </w:rPr>
+        <w:t>Abrothallus lobariae</w:t>
+      </w:r>
+      <w:r>
+        <w:t xml:space="preserve"> (VU), </w:t>
+      </w:r>
+      <w:r>
+        <w:rPr>
+          <w:i/>
+        </w:rPr>
+        <w:t>Calycina lobariae</w:t>
+      </w:r>
+      <w:r>
+        <w:t xml:space="preserve"> (VU), lunglavsknapp (VU) och skrovelmössing (VU), som växer på lunglav. Rikliga förekomster med lunglav bör skyddas med biotopskydd, frivilliga avsättningar eller reservat (SLU Artdatabanken, 2026; Nitare &amp; Skogsstyrelsen, 2019).</w:t>
+      </w:r>
+    </w:p>
+    <w:p>
+      <w:r>
+        <w:t xml:space="preserve">Lunglav är typisk art för </w:t>
       </w:r>
       <w:r>
         <w:rPr>
@@ -821,57 +862,7 @@
         <w:t xml:space="preserve"> 6530 Lövängar</w:t>
       </w:r>
       <w:r>
-        <w:t xml:space="preserve"> (SLU Artdatabanken, 2024; Nitare &amp; Skogsstyrelsen, 2019).</w:t>
-      </w:r>
-    </w:p>
-    <w:p>
-      <w:r>
-        <w:t xml:space="preserve">På lunglav kan man sällsynt finna små svarta skivlika bildningar som liknar apothecier men som är en parasitisk svamp, Lunglavsknapp </w:t>
-      </w:r>
-      <w:r>
-        <w:rPr>
-          <w:i/>
-        </w:rPr>
-        <w:t>Plectocarpon lichenum</w:t>
-      </w:r>
-      <w:r>
-        <w:t xml:space="preserve"> (VU). Det finns ytterligare ett antal parasiter vilka bara förekommer på lunglav: Skrovelmössing </w:t>
-      </w:r>
-      <w:r>
-        <w:rPr>
-          <w:i/>
-        </w:rPr>
-        <w:t>Dactylospora lobariella</w:t>
-      </w:r>
-      <w:r>
-        <w:t xml:space="preserve"> (rödlistad som Kunskapsbrist DD) och Lunglavshårprick </w:t>
-      </w:r>
-      <w:r>
-        <w:rPr>
-          <w:i/>
-        </w:rPr>
-        <w:t>Niesslia lobariae</w:t>
-      </w:r>
-      <w:r>
-        <w:t xml:space="preserve"> (rödlistad som Kunskapsbrist DD). Skrovelmössing (DD) har små svarta apothecier och bruna, 1-septerade sporer och Lunglavshårprick (DD) har brunhåriga perithecier och färglösa, 1-septerade sporer. Nyligen har ytterligare två lavparasiter påträffats i Sverige som växer på lunglav: </w:t>
-      </w:r>
-      <w:r>
-        <w:rPr>
-          <w:i/>
-        </w:rPr>
-        <w:t>Calycina alstrupii</w:t>
-      </w:r>
-      <w:r>
-        <w:t xml:space="preserve"> (NA) och </w:t>
-      </w:r>
-      <w:r>
-        <w:rPr>
-          <w:i/>
-        </w:rPr>
-        <w:t>Chalara lobariae</w:t>
-      </w:r>
-      <w:r>
-        <w:t xml:space="preserve"> (NA) (SLU Artdatabanken, 2025; SLU Artdatabanken, 2024; Nitare &amp; Skogsstyrelsen, 2019).</w:t>
+        <w:t xml:space="preserve"> (SLU Artdatabanken, 2026).</w:t>
       </w:r>
     </w:p>
     <w:p>
@@ -898,7 +889,7 @@
     </w:p>
     <w:p>
       <w:r>
-        <w:t xml:space="preserve">SLU Artdatabanken, 2024. </w:t>
+        <w:t xml:space="preserve">SLU Artdatabanken, 2026. </w:t>
       </w:r>
       <w:r>
         <w:rPr>
@@ -908,20 +899,6 @@
       </w:r>
       <w:r>
         <w:t>SLU Artdatabanken, Uppsala.</w:t>
-      </w:r>
-    </w:p>
-    <w:p>
-      <w:r>
-        <w:t xml:space="preserve">SLU Artdatabanken, 2025. </w:t>
-      </w:r>
-      <w:r>
-        <w:rPr>
-          <w:i/>
-        </w:rPr>
-        <w:t xml:space="preserve">Över 20 nya lavparasiter för Sverige. </w:t>
-      </w:r>
-      <w:r>
-        <w:t>https://www.slu.se/artdatabanken/arter-och-natur/artiklar/over-20-nya-lavparasiter-for-sverige/</w:t>
       </w:r>
     </w:p>
     <w:p>
@@ -1373,7 +1350,7 @@
     <w:r>
       <w:tab/>
       <w:tab/>
-      <w:t>2026-04-06</w:t>
+      <w:t>2026-04-07</w:t>
       <w:br/>
       <w:br/>
     </w:r>

--- a/klagomål/A 59052-2025 FSC-klagomål.docx
+++ b/klagomål/A 59052-2025 FSC-klagomål.docx
@@ -1350,7 +1350,7 @@
     <w:r>
       <w:tab/>
       <w:tab/>
-      <w:t>2026-04-07</w:t>
+      <w:t>2026-04-08</w:t>
       <w:br/>
       <w:br/>
     </w:r>

--- a/klagomål/A 59052-2025 FSC-klagomål.docx
+++ b/klagomål/A 59052-2025 FSC-klagomål.docx
@@ -1350,7 +1350,7 @@
     <w:r>
       <w:tab/>
       <w:tab/>
-      <w:t>2026-04-08</w:t>
+      <w:t>2026-04-09</w:t>
       <w:br/>
       <w:br/>
     </w:r>

--- a/klagomål/A 59052-2025 FSC-klagomål.docx
+++ b/klagomål/A 59052-2025 FSC-klagomål.docx
@@ -1350,7 +1350,7 @@
     <w:r>
       <w:tab/>
       <w:tab/>
-      <w:t>2026-04-09</w:t>
+      <w:t>2026-04-10</w:t>
       <w:br/>
       <w:br/>
     </w:r>

--- a/klagomål/A 59052-2025 FSC-klagomål.docx
+++ b/klagomål/A 59052-2025 FSC-klagomål.docx
@@ -1350,7 +1350,7 @@
     <w:r>
       <w:tab/>
       <w:tab/>
-      <w:t>2026-04-10</w:t>
+      <w:t>2026-04-11</w:t>
       <w:br/>
       <w:br/>
     </w:r>

--- a/klagomål/A 59052-2025 FSC-klagomål.docx
+++ b/klagomål/A 59052-2025 FSC-klagomål.docx
@@ -1350,7 +1350,7 @@
     <w:r>
       <w:tab/>
       <w:tab/>
-      <w:t>2026-06-15</w:t>
+      <w:t>2026-06-16</w:t>
       <w:br/>
       <w:br/>
     </w:r>

--- a/klagomål/A 59052-2025 FSC-klagomål.docx
+++ b/klagomål/A 59052-2025 FSC-klagomål.docx
@@ -1350,7 +1350,7 @@
     <w:r>
       <w:tab/>
       <w:tab/>
-      <w:t>2026-06-16</w:t>
+      <w:t>2026-06-17</w:t>
       <w:br/>
       <w:br/>
     </w:r>

--- a/klagomål/A 59052-2025 FSC-klagomål.docx
+++ b/klagomål/A 59052-2025 FSC-klagomål.docx
@@ -1,6 +1,6 @@
 
 <file path=word/document.xml><?xml version="1.0" encoding="utf-8"?>
-<w:document xmlns:wpc="http://schemas.microsoft.com/office/word/2010/wordprocessingCanvas" xmlns:cx="http://schemas.microsoft.com/office/drawing/2014/chartex" xmlns:cx1="http://schemas.microsoft.com/office/drawing/2015/9/8/chartex" xmlns:cx2="http://schemas.microsoft.com/office/drawing/2015/10/21/chartex" xmlns:cx3="http://schemas.microsoft.com/office/drawing/2016/5/9/chartex" xmlns:cx4="http://schemas.microsoft.com/office/drawing/2016/5/10/chartex" xmlns:cx5="http://schemas.microsoft.com/office/drawing/2016/5/11/chartex" xmlns:cx6="http://schemas.microsoft.com/office/drawing/2016/5/12/chartex" xmlns:cx7="http://schemas.microsoft.com/office/drawing/2016/5/13/chartex" xmlns:cx8="http://schemas.microsoft.com/office/drawing/2016/5/14/chartex" xmlns:mc="http://schemas.openxmlformats.org/markup-compatibility/2006" xmlns:aink="http://schemas.microsoft.com/office/drawing/2016/ink" xmlns:am3d="http://schemas.microsoft.com/office/drawing/2017/model3d" xmlns:o="urn:schemas-microsoft-com:office:office" xmlns:oel="http://schemas.microsoft.com/office/2019/extlst" xmlns:r="http://schemas.openxmlformats.org/officeDocument/2006/relationships" xmlns:m="http://schemas.openxmlformats.org/officeDocument/2006/math" xmlns:v="urn:schemas-microsoft-com:vml" xmlns:wp14="http://schemas.microsoft.com/office/word/2010/wordprocessingDrawing" xmlns:wp="http://schemas.openxmlformats.org/drawingml/2006/wordprocessingDrawing" xmlns:w10="urn:schemas-microsoft-com:office:word" xmlns:w="http://schemas.openxmlformats.org/wordprocessingml/2006/main" xmlns:w14="http://schemas.microsoft.com/office/word/2010/wordml" xmlns:w15="http://schemas.microsoft.com/office/word/2012/wordml" xmlns:w16cex="http://schemas.microsoft.com/office/word/2018/wordml/cex" xmlns:w16cid="http://schemas.microsoft.com/office/word/2016/wordml/cid" xmlns:w16="http://schemas.microsoft.com/office/word/2018/wordml" xmlns:w16sdtdh="http://schemas.microsoft.com/office/word/2020/wordml/sdtdatahash" xmlns:w16se="http://schemas.microsoft.com/office/word/2015/wordml/symex" xmlns:wpg="http://schemas.microsoft.com/office/word/2010/wordprocessingGroup" xmlns:wpi="http://schemas.microsoft.com/office/word/2010/wordprocessingInk" xmlns:wne="http://schemas.microsoft.com/office/word/2006/wordml" xmlns:wps="http://schemas.microsoft.com/office/word/2010/wordprocessingShape" mc:Ignorable="w14 w15 w16se w16cid w16 w16cex w16sdtdh wp14">
+<w:document xmlns:wpc="http://schemas.microsoft.com/office/word/2010/wordprocessingCanvas" xmlns:cx="http://schemas.microsoft.com/office/drawing/2014/chartex" xmlns:cx1="http://schemas.microsoft.com/office/drawing/2015/9/8/chartex" xmlns:cx2="http://schemas.microsoft.com/office/drawing/2015/10/21/chartex" xmlns:cx3="http://schemas.microsoft.com/office/drawing/2016/5/9/chartex" xmlns:cx4="http://schemas.microsoft.com/office/drawing/2016/5/10/chartex" xmlns:cx5="http://schemas.microsoft.com/office/drawing/2016/5/11/chartex" xmlns:cx6="http://schemas.microsoft.com/office/drawing/2016/5/12/chartex" xmlns:cx7="http://schemas.microsoft.com/office/drawing/2016/5/13/chartex" xmlns:cx8="http://schemas.microsoft.com/office/drawing/2016/5/14/chartex" xmlns:mc="http://schemas.openxmlformats.org/markup-compatibility/2006" xmlns:aink="http://schemas.microsoft.com/office/drawing/2016/ink" xmlns:am3d="http://schemas.microsoft.com/office/drawing/2017/model3d" xmlns:o="urn:schemas-microsoft-com:office:office" xmlns:oel="http://schemas.microsoft.com/office/2019/extlst" xmlns:r="http://schemas.openxmlformats.org/officeDocument/2006/relationships" xmlns:m="http://schemas.openxmlformats.org/officeDocument/2006/math" xmlns:v="urn:schemas-microsoft-com:vml" xmlns:wp14="http://schemas.microsoft.com/office/word/2010/wordprocessingDrawing" xmlns:wp="http://schemas.openxmlformats.org/drawingml/2006/wordprocessingDrawing" xmlns:w10="urn:schemas-microsoft-com:office:word" xmlns:w="http://schemas.openxmlformats.org/wordprocessingml/2006/main" xmlns:w14="http://schemas.microsoft.com/office/word/2010/wordml" xmlns:w15="http://schemas.microsoft.com/office/word/2012/wordml" xmlns:w16cex="http://schemas.microsoft.com/office/word/2018/wordml/cex" xmlns:w16cid="http://schemas.microsoft.com/office/word/2016/wordml/cid" xmlns:w16="http://schemas.microsoft.com/office/word/2018/wordml" xmlns:w16du="http://schemas.microsoft.com/office/word/2023/wordml/word16du" xmlns:w16sdtdh="http://schemas.microsoft.com/office/word/2020/wordml/sdtdatahash" xmlns:w16sdtfl="http://schemas.microsoft.com/office/word/2024/wordml/sdtformatlock" xmlns:w16se="http://schemas.microsoft.com/office/word/2015/wordml/symex" xmlns:wpg="http://schemas.microsoft.com/office/word/2010/wordprocessingGroup" xmlns:wpi="http://schemas.microsoft.com/office/word/2010/wordprocessingInk" xmlns:wne="http://schemas.microsoft.com/office/word/2006/wordml" xmlns:wps="http://schemas.microsoft.com/office/word/2010/wordprocessingShape" mc:Ignorable="w14 w15 w16se w16cid w16 w16cex w16sdtdh w16sdtfl w16du wp14">
   <w:body>
     <w:p>
       <w:r>
@@ -168,7 +168,7 @@
     </w:p>
     <w:p>
       <w:r>
-        <w:t>Detta dokument behandlar höga naturvärden i avverkningsanmälan A 59052-2025 i Bräcke kommun. Denna avverkningsanmälan inkom 2025-11-27 09:16:21 och omfattar 5,4 ha.</w:t>
+        <w:t>Detta dokument behandlar höga naturvärden i avverkningsanmälan A 59052-2025 i Bräcke kommun som inkom 2025-11-27 och omfattar 5,4 ha.</w:t>
       </w:r>
     </w:p>
     <w:p>
@@ -191,12 +191,15 @@
     </w:p>
     <w:p>
       <w:r>
-        <w:t>I avverkningsanmälan har följande 9 naturvårdsarter hittats: aspgelélav (VU), garnlav (NT), kolflarnlav (NT), lunglav (NT), mörk kolflarnlav (NT), nordtagging (NT), talltita (NT, §4), tretåig hackspett (NT, §4) och stor aspticka (S). Av dessa är 8 rödlistade. För rödlistade arter har rödlistekategorin angivits inom parentes. Arter som är signalarter enligt Skogsstyrelsen har markerats med (S). För fridlysta arter anges även paragrafen i Artskyddsförordningen som arten är fridlyst enligt.</w:t>
+        <w:t>I och inom 25 meter från avverkningsanmälan har följande 13 naturvårdsarter hittats: aspgelélav (VU, T), garnlav (VU, T), blanksvart spiklav (NT), kolflarnlav (NT, T), lunglav (NT, T), mörk kolflarnlav (NT), nordtagging (NT), talltagel (NT, T), talltita (NT, §4), tretåig hackspett (NT, T, §4), vedflamlav (NT), vitgrynig nållav (NT) och stor aspticka (S, T). Av dessa är 12 rödlistade. För rödlistade arter har rödlistekategorin angivits inom parentes. Arter som är signalarter enligt Skogsstyrelsen har markerats med (S). Typiska arter inom Natura 2000 som är kopplade till skogsekosystem har markerats med (T). För fridlysta arter anges även paragrafen i Artskyddsförordningen som arten är fridlyst enligt.</w:t>
       </w:r>
     </w:p>
     <w:p>
       <w:r>
-        <w:t>De påträffade naturvårdsarterna är ett tydligt kvitto på att detta rör sig om en skog med höga naturvärden. I Figur 1 visas en karta över det avverkningsanmälda området, där samtliga fyndplatser för naturvårdsarter som finns registrerade på Artportalen har markerats.</w:t>
+        <w:t>De påträffade naturvårdsarterna är ett tydligt kvitto på att det rör sig om en skog med höga naturvärden.</w:t>
+      </w:r>
+      <w:r>
+        <w:t xml:space="preserve"> I Figur 1 visas fyndplatser för naturvårdsarter i området, som finns registrerade på Artportalen.</w:t>
       </w:r>
     </w:p>
     <w:p>
@@ -206,7 +209,7 @@
       <w:r>
         <w:drawing>
           <wp:inline xmlns:a="http://schemas.openxmlformats.org/drawingml/2006/main" xmlns:pic="http://schemas.openxmlformats.org/drawingml/2006/picture">
-            <wp:extent cx="5486400" cy="3903527"/>
+            <wp:extent cx="5486400" cy="5295979"/>
             <wp:docPr id="1" name="Picture 1"/>
             <wp:cNvGraphicFramePr>
               <a:graphicFrameLocks noChangeAspect="1"/>
@@ -227,7 +230,7 @@
                   <pic:spPr>
                     <a:xfrm>
                       <a:off x="0" y="0"/>
-                      <a:ext cx="5486400" cy="3903527"/>
+                      <a:ext cx="5486400" cy="5295979"/>
                     </a:xfrm>
                     <a:prstGeom prst="rect"/>
                   </pic:spPr>
@@ -241,9 +244,90 @@
     <w:p>
       <w:pPr>
         <w:pStyle w:val="Caption"/>
+        <w:spacing w:after="240"/>
       </w:pPr>
       <w:r>
-        <w:t>Figur 1. Fyndplatser för naturvårdsarter i det avverkningsanmälda området (röd linje). Markörer utan svart kant är placerade på fyndplatsen. Markörer med svart kant är placerade vid sidan av fyndplatsen och har ett svart streck som visar fyndplatsens exakta position. Kartans mittpunktskoordinat är N 6956196, E 510105 i SWEREF 99 TM.</w:t>
+        <w:t>Figur 1. Fyndplatser för naturvårdsarter i och inom 25 meter från avverkningsanmälan (röd linje). Markörer utan svart kant är placerade på fyndplatsen. Markörer med svart kant är placerade vid sidan av fyndplatsen och har ett svart streck som visar fyndplatsens exakta position. Kartans mittpunktskoordinat är N 6956196, E 510105 i SWEREF 99 TM.</w:t>
+      </w:r>
+    </w:p>
+    <w:p>
+      <w:pPr>
+        <w:pStyle w:val="Heading2"/>
+      </w:pPr>
+      <w:r>
+        <w:t>Fridlysta arter</w:t>
+      </w:r>
+    </w:p>
+    <w:p>
+      <w:r>
+        <w:t>Följande fridlysta arter har sina livsmiljöer och växtplatser i den avverkningsanmälda skogen: talltita (NT, §4) och tretåig hackspett (NT, T, §4).</w:t>
+      </w:r>
+    </w:p>
+    <w:p>
+      <w:r>
+        <w:t xml:space="preserve">Observera att medlemsländerna är skyldiga att agera i enlighet med EU:s fågeldirektiv där det uttryckligen står att direktivet gäller för fåglar samt för deras ägg, bon och </w:t>
+      </w:r>
+      <w:r>
+        <w:rPr>
+          <w:b/>
+        </w:rPr>
+        <w:t xml:space="preserve">livsmiljöer </w:t>
+      </w:r>
+      <w:r>
+        <w:t>(artikel 1). Vidare att de åtgärder som vidtas inte får leda till en försämring av den nuvarande situationen beträffande bevarandet av de fågelarter som avses i artikel 1 (artikel 13). Fågeldirektivet är styrande för tillsynsansvariga myndigheters ärendehantering, ställningstaganden och beslutsfattande.</w:t>
+      </w:r>
+    </w:p>
+    <w:p>
+      <w:r>
+        <w:rPr>
+          <w:b/>
+        </w:rPr>
+        <w:t>Talltita (NT, §4)</w:t>
+      </w:r>
+      <w:r>
+        <w:t>, rödlistad som nära hotad och prioriterad art i Skogsvårdslagen, har häckningsrevir i anmälan. Arten har minskat kraftigt de senaste 30 åren och minskningstakten innevarande 10-årsperiod beräknas till 20 (10–30) %. Talltitan är synnerligen trogen sitt cirka 15 hektar stora revir och är beroende av flerskiktade olikåldriga skogar för att kunna föda upp sina ungar. Talltitan försvinner om dess livsmiljö kalavverkas (Eggers &amp; Low, 2014; Ekman, 1979; Griesser et al, 2007; Klein, 2020; Siffczyk et al, 2003; SLU Artdatabanken, 2021).</w:t>
+      </w:r>
+    </w:p>
+    <w:p>
+      <w:r>
+        <w:rPr>
+          <w:b/>
+        </w:rPr>
+        <w:t>Tretåig hackspett (NT, §4)</w:t>
+      </w:r>
+      <w:r>
+        <w:t xml:space="preserve"> är rödlistad som nära hotad och ingår i bilaga 1 i EU:s fågeldirektiv. Tretåig hackspett är för sin överlevnad beroende av kontinuerlig tillförsel av äldre döende och död ved, som sker genom naturliga självgallringsprocesser i äldre grannaturskogar och barrblandade naturskogar. Om en skog genom skogsbruk gallras eller glesas ur så upphör och uteblir i stort sett den naturliga självgallringsprocessen för mycket lång tid framöver vilket omöjliggör upprätthållandet av den kontinuerliga ekologiska funktionen i ett område. Det finns studier som visar att naturskogens självgallringsprocess som den tretåiga hackspetten är beroende av, inte kan ersättas med efterlämnad hänsyn i skogsbruket (Imbeau &amp; Desrochers, 2002). Storleken på häckningsreviret varierar med skogstypen, förekomsten av död ved och graden av fragmentering, men är i allmänhet i storleksordningen 25–100 hektar. Vintertid krävs ofta betydligt större områden och det finns studier som antyder att arten behöver minst 100 hektar äldre skog. I områden med låg bonitet kan det behövas över 200 hektar lämpligt habitat för att ett par ska kunna reproducera sig. Områden med dokumenterad permanent förekomst i naturskogsmiljöer har vanligen så stora naturvärden att skogsbruk är olämpligt. Tretåig hackspett är typisk art för </w:t>
+      </w:r>
+      <w:r>
+        <w:rPr>
+          <w:i/>
+        </w:rPr>
+        <w:t xml:space="preserve">9010 Taiga, 9740 Skogsbevuxen myr, 9030 Landhöjningsskog </w:t>
+      </w:r>
+      <w:r>
+        <w:t xml:space="preserve">och </w:t>
+      </w:r>
+      <w:r>
+        <w:rPr>
+          <w:i/>
+        </w:rPr>
+        <w:t>9040 Fjällbjörkskog</w:t>
+      </w:r>
+      <w:r>
+        <w:t xml:space="preserve"> (Skogsstyrelsen, 2016; SLU Artdatabanken, 2024).</w:t>
+      </w:r>
+    </w:p>
+    <w:p>
+      <w:r>
+        <w:t>I BILAGA 1 finns mer detaljerad information om ekologi samt krav på livsmiljö hos fridlysta arter.</w:t>
+      </w:r>
+    </w:p>
+    <w:p>
+      <w:pPr>
+        <w:pStyle w:val="Heading2"/>
+      </w:pPr>
+      <w:r>
+        <w:t>Övriga naturvårdsarter</w:t>
       </w:r>
     </w:p>
     <w:p>
@@ -271,6 +355,17 @@
         <w:rPr>
           <w:b/>
         </w:rPr>
+        <w:t>Blanksvart spiklav (NT)</w:t>
+      </w:r>
+      <w:r>
+        <w:t xml:space="preserve"> förekommer på torr, hård, gammal kärnved men även på äldre ytved av tall i naturskogsartade bestånd med begränsad brandpåverkan och ostörd hydrologi. Skogsbruksåtgärder på eller i närheten av lokaler med blanksvart spiklav utgör ett hot. Naturskogsartade öppna tall- och barrblandskogar med blanksvart spiklav indikerar höga biologiska värden och bör bevaras (SLU Artdatabanken, 2024).</w:t>
+      </w:r>
+    </w:p>
+    <w:p>
+      <w:r>
+        <w:rPr>
+          <w:b/>
+        </w:rPr>
         <w:t>Garnlav (VU)</w:t>
       </w:r>
       <w:r>
@@ -420,6 +515,57 @@
       </w:r>
       <w:r>
         <w:t xml:space="preserve"> (SLU Artdatabanken, 2024; Nitare &amp; Skogsstyrelsen, 2019).</w:t>
+      </w:r>
+    </w:p>
+    <w:p>
+      <w:r>
+        <w:rPr>
+          <w:b/>
+        </w:rPr>
+        <w:t>Talltagel (NT)</w:t>
+      </w:r>
+      <w:r>
+        <w:t xml:space="preserve"> är en boreal art som förekommer på tall i äldre, öppna tallskogar. Den påverkas negativt av brist på kontinuitetsskog och minskningstakten bedöms vara nära gränsvärdet för Sårbar (VU). Talltagel är typisk art för </w:t>
+      </w:r>
+      <w:r>
+        <w:rPr>
+          <w:i/>
+        </w:rPr>
+        <w:t>9010 Taiga</w:t>
+      </w:r>
+      <w:r>
+        <w:t xml:space="preserve"> (SLU Artdatabanken, 2026).</w:t>
+      </w:r>
+    </w:p>
+    <w:p>
+      <w:r>
+        <w:rPr>
+          <w:b/>
+        </w:rPr>
+        <w:t>Vedflamlav (NT)</w:t>
+      </w:r>
+      <w:r>
+        <w:t xml:space="preserve"> växer på gammal hård och torr, exponerad kärnved av tall, främst på högstubbar i ljusöppna lägen, t.ex. vid och på myrar, sjökanter, i glesa hällmarkskogar och i brandpräglade tallnaturskogar. Substratet nyskapas i begränsad omfattning och arten är en utmärkt indikator på höga naturvärden i denna skogstyp. Tall- och barrblandskogar med naturskogskaraktär och spår av bränder har ofta höga biologiska värden och bör skyddas. På vedflamlavens bål kan den sällsynta spiklaven/parasiten </w:t>
+      </w:r>
+      <w:r>
+        <w:rPr>
+          <w:i/>
+        </w:rPr>
+        <w:t>Calicium ramboldiicola</w:t>
+      </w:r>
+      <w:r>
+        <w:t xml:space="preserve"> (VU) påträffas (SLU Artdatabanken, 2026).</w:t>
+      </w:r>
+    </w:p>
+    <w:p>
+      <w:r>
+        <w:rPr>
+          <w:b/>
+        </w:rPr>
+        <w:t>Vitgrynig nållav (NT)</w:t>
+      </w:r>
+      <w:r>
+        <w:t xml:space="preserve"> växer nästan uteslutande på bark av gamla, senvuxna granar i skuggiga lägen med hög och jämn luftfuktighet. Den vanligaste naturtypen för arten är kontinuitetsskogar på frisk mark men den finns också i sumpgranskogar. På lång sikt utgör avverkningar av olikåldriga granskogar av naturskogskaraktär ett allvarligt hot mot arten och skogsbruksåtgärder på eller i närheten av växtplatserna bör undvikas. Naturskogsartade, fuktiga granskogar med förekomster av arten signalerar höga biologiska värden och bör bevaras (SLU Artdatabanken, 2024; Nitare &amp; Skogsstyrelsen, 2019).</w:t>
       </w:r>
     </w:p>
     <w:p>
@@ -427,78 +573,6 @@
         <w:pStyle w:val="Heading1"/>
       </w:pPr>
       <w:r>
-        <w:t>Fridlysta arter</w:t>
-      </w:r>
-    </w:p>
-    <w:p>
-      <w:r>
-        <w:t>Följande fridlysta arter har sina livsmiljöer och växtplatser i den avverkningsanmälda skogen: talltita (NT, §4) och tretåig hackspett (NT, §4).</w:t>
-      </w:r>
-    </w:p>
-    <w:p>
-      <w:r>
-        <w:t xml:space="preserve">Observera att medlemsländerna är skyldiga att agera i enlighet med EU:s fågeldirektiv där det uttryckligen står att direktivet gäller för fåglar samt för deras ägg, bon och </w:t>
-      </w:r>
-      <w:r>
-        <w:rPr>
-          <w:b/>
-        </w:rPr>
-        <w:t xml:space="preserve">livsmiljöer </w:t>
-      </w:r>
-      <w:r>
-        <w:t>(artikel 1). Vidare att de åtgärder som vidtas inte får leda till en försämring av den nuvarande situationen beträffande bevarandet av de fågelarter som avses i artikel 1 (artikel 13). Fågeldirektivet är styrande för tillsynsansvariga myndigheters ärendehantering, ställningstaganden och beslutsfattande.</w:t>
-      </w:r>
-    </w:p>
-    <w:p>
-      <w:r>
-        <w:rPr>
-          <w:b/>
-        </w:rPr>
-        <w:t>Talltita (NT, §4)</w:t>
-      </w:r>
-      <w:r>
-        <w:t>, rödlistad som nära hotad och prioriterad art i Skogsvårdslagen, har häckningsrevir i anmälan. Arten har minskat kraftigt de senaste 30 åren och minskningstakten innevarande 10-årsperiod beräknas till 20 (10–30) %. Talltitan är synnerligen trogen sitt cirka 15 hektar stora revir och är beroende av flerskiktade olikåldriga skogar för att kunna föda upp sina ungar. Talltitan försvinner om dess livsmiljö kalavverkas (Eggers &amp; Low, 2014; Ekman, 1979; Griesser et al, 2007; Klein, 2020; Siffczyk et al, 2003; SLU Artdatabanken, 2021).</w:t>
-      </w:r>
-    </w:p>
-    <w:p>
-      <w:r>
-        <w:rPr>
-          <w:b/>
-        </w:rPr>
-        <w:t>Tretåig hackspett (NT, §4)</w:t>
-      </w:r>
-      <w:r>
-        <w:t xml:space="preserve"> är rödlistad som nära hotad och ingår i bilaga 1 i EU:s fågeldirektiv. Tretåig hackspett är för sin överlevnad beroende av kontinuerlig tillförsel av äldre döende och död ved, som sker genom naturliga självgallringsprocesser i äldre grannaturskogar och barrblandade naturskogar. Om en skog genom skogsbruk gallras eller glesas ur så upphör och uteblir i stort sett den naturliga självgallringsprocessen för mycket lång tid framöver vilket omöjliggör upprätthållandet av den kontinuerliga ekologiska funktionen i ett område. Det finns studier som visar att naturskogens självgallringsprocess som den tretåiga hackspetten är beroende av, inte kan ersättas med efterlämnad hänsyn i skogsbruket (Imbeau &amp; Desrochers, 2002). Storleken på häckningsreviret varierar med skogstypen, förekomsten av död ved och graden av fragmentering, men är i allmänhet i storleksordningen 25–100 hektar. Vintertid krävs ofta betydligt större områden och det finns studier som antyder att arten behöver minst 100 hektar äldre skog. I områden med låg bonitet kan det behövas över 200 hektar lämpligt habitat för att ett par ska kunna reproducera sig. Områden med dokumenterad permanent förekomst i naturskogsmiljöer har vanligen så stora naturvärden att skogsbruk är olämpligt. Tretåig hackspett är typisk art för </w:t>
-      </w:r>
-      <w:r>
-        <w:rPr>
-          <w:i/>
-        </w:rPr>
-        <w:t xml:space="preserve">9010 Taiga, 9740 Skogsbevuxen myr, 9030 Landhöjningsskog </w:t>
-      </w:r>
-      <w:r>
-        <w:t xml:space="preserve">och </w:t>
-      </w:r>
-      <w:r>
-        <w:rPr>
-          <w:i/>
-        </w:rPr>
-        <w:t>9040 Fjällbjörkskog</w:t>
-      </w:r>
-      <w:r>
-        <w:t xml:space="preserve"> (Skogsstyrelsen, 2016; SLU Artdatabanken, 2024).</w:t>
-      </w:r>
-    </w:p>
-    <w:p>
-      <w:r>
-        <w:t>I BILAGA 1 finns mer detaljerad information om ekologi samt krav på livsmiljö hos fridlysta arter.</w:t>
-      </w:r>
-    </w:p>
-    <w:p>
-      <w:pPr>
-        <w:pStyle w:val="Heading1"/>
-      </w:pPr>
-      <w:r>
         <w:t>Certifiering</w:t>
       </w:r>
     </w:p>
@@ -600,7 +674,7 @@
         <w:rPr>
           <w:i/>
         </w:rPr>
-        <w:t>I det avverkningsanmälda skogsområdet har 9 naturvårdsarter varav 8 rödlistade arter sina livsmiljöer och växtplatser.</w:t>
+        <w:t>I det avverkningsanmälda skogsområdet har 13 naturvårdsarter varav 12 rödlistade arter sina livsmiljöer och växtplatser.</w:t>
       </w:r>
     </w:p>
     <w:p>
@@ -1240,7 +1314,7 @@
 </file>
 
 <file path=word/endnotes.xml><?xml version="1.0" encoding="utf-8"?>
-<w:endnotes xmlns:wpc="http://schemas.microsoft.com/office/word/2010/wordprocessingCanvas" xmlns:cx="http://schemas.microsoft.com/office/drawing/2014/chartex" xmlns:cx1="http://schemas.microsoft.com/office/drawing/2015/9/8/chartex" xmlns:cx2="http://schemas.microsoft.com/office/drawing/2015/10/21/chartex" xmlns:cx3="http://schemas.microsoft.com/office/drawing/2016/5/9/chartex" xmlns:cx4="http://schemas.microsoft.com/office/drawing/2016/5/10/chartex" xmlns:cx5="http://schemas.microsoft.com/office/drawing/2016/5/11/chartex" xmlns:cx6="http://schemas.microsoft.com/office/drawing/2016/5/12/chartex" xmlns:cx7="http://schemas.microsoft.com/office/drawing/2016/5/13/chartex" xmlns:cx8="http://schemas.microsoft.com/office/drawing/2016/5/14/chartex" xmlns:mc="http://schemas.openxmlformats.org/markup-compatibility/2006" xmlns:aink="http://schemas.microsoft.com/office/drawing/2016/ink" xmlns:am3d="http://schemas.microsoft.com/office/drawing/2017/model3d" xmlns:o="urn:schemas-microsoft-com:office:office" xmlns:oel="http://schemas.microsoft.com/office/2019/extlst" xmlns:r="http://schemas.openxmlformats.org/officeDocument/2006/relationships" xmlns:m="http://schemas.openxmlformats.org/officeDocument/2006/math" xmlns:v="urn:schemas-microsoft-com:vml" xmlns:wp14="http://schemas.microsoft.com/office/word/2010/wordprocessingDrawing" xmlns:wp="http://schemas.openxmlformats.org/drawingml/2006/wordprocessingDrawing" xmlns:w10="urn:schemas-microsoft-com:office:word" xmlns:w="http://schemas.openxmlformats.org/wordprocessingml/2006/main" xmlns:w14="http://schemas.microsoft.com/office/word/2010/wordml" xmlns:w15="http://schemas.microsoft.com/office/word/2012/wordml" xmlns:w16cex="http://schemas.microsoft.com/office/word/2018/wordml/cex" xmlns:w16cid="http://schemas.microsoft.com/office/word/2016/wordml/cid" xmlns:w16="http://schemas.microsoft.com/office/word/2018/wordml" xmlns:w16sdtdh="http://schemas.microsoft.com/office/word/2020/wordml/sdtdatahash" xmlns:w16se="http://schemas.microsoft.com/office/word/2015/wordml/symex" xmlns:wpg="http://schemas.microsoft.com/office/word/2010/wordprocessingGroup" xmlns:wpi="http://schemas.microsoft.com/office/word/2010/wordprocessingInk" xmlns:wne="http://schemas.microsoft.com/office/word/2006/wordml" xmlns:wps="http://schemas.microsoft.com/office/word/2010/wordprocessingShape" mc:Ignorable="w14 w15 w16se w16cid w16 w16cex w16sdtdh wp14">
+<w:endnotes xmlns:wpc="http://schemas.microsoft.com/office/word/2010/wordprocessingCanvas" xmlns:cx="http://schemas.microsoft.com/office/drawing/2014/chartex" xmlns:cx1="http://schemas.microsoft.com/office/drawing/2015/9/8/chartex" xmlns:cx2="http://schemas.microsoft.com/office/drawing/2015/10/21/chartex" xmlns:cx3="http://schemas.microsoft.com/office/drawing/2016/5/9/chartex" xmlns:cx4="http://schemas.microsoft.com/office/drawing/2016/5/10/chartex" xmlns:cx5="http://schemas.microsoft.com/office/drawing/2016/5/11/chartex" xmlns:cx6="http://schemas.microsoft.com/office/drawing/2016/5/12/chartex" xmlns:cx7="http://schemas.microsoft.com/office/drawing/2016/5/13/chartex" xmlns:cx8="http://schemas.microsoft.com/office/drawing/2016/5/14/chartex" xmlns:mc="http://schemas.openxmlformats.org/markup-compatibility/2006" xmlns:aink="http://schemas.microsoft.com/office/drawing/2016/ink" xmlns:am3d="http://schemas.microsoft.com/office/drawing/2017/model3d" xmlns:o="urn:schemas-microsoft-com:office:office" xmlns:oel="http://schemas.microsoft.com/office/2019/extlst" xmlns:r="http://schemas.openxmlformats.org/officeDocument/2006/relationships" xmlns:m="http://schemas.openxmlformats.org/officeDocument/2006/math" xmlns:v="urn:schemas-microsoft-com:vml" xmlns:wp14="http://schemas.microsoft.com/office/word/2010/wordprocessingDrawing" xmlns:wp="http://schemas.openxmlformats.org/drawingml/2006/wordprocessingDrawing" xmlns:w10="urn:schemas-microsoft-com:office:word" xmlns:w="http://schemas.openxmlformats.org/wordprocessingml/2006/main" xmlns:w14="http://schemas.microsoft.com/office/word/2010/wordml" xmlns:w15="http://schemas.microsoft.com/office/word/2012/wordml" xmlns:w16cex="http://schemas.microsoft.com/office/word/2018/wordml/cex" xmlns:w16cid="http://schemas.microsoft.com/office/word/2016/wordml/cid" xmlns:w16="http://schemas.microsoft.com/office/word/2018/wordml" xmlns:w16du="http://schemas.microsoft.com/office/word/2023/wordml/word16du" xmlns:w16sdtdh="http://schemas.microsoft.com/office/word/2020/wordml/sdtdatahash" xmlns:w16sdtfl="http://schemas.microsoft.com/office/word/2024/wordml/sdtformatlock" xmlns:w16se="http://schemas.microsoft.com/office/word/2015/wordml/symex" xmlns:wpg="http://schemas.microsoft.com/office/word/2010/wordprocessingGroup" xmlns:wpi="http://schemas.microsoft.com/office/word/2010/wordprocessingInk" xmlns:wne="http://schemas.microsoft.com/office/word/2006/wordml" xmlns:wps="http://schemas.microsoft.com/office/word/2010/wordprocessingShape" mc:Ignorable="w14 w15 w16se w16cid w16 w16cex w16sdtdh w16sdtfl w16du wp14">
   <w:endnote w:type="separator" w:id="-1">
     <w:p>
       <w:pPr>
@@ -1265,7 +1339,7 @@
 </file>
 
 <file path=word/footer1.xml><?xml version="1.0" encoding="utf-8"?>
-<w:ftr xmlns:wpc="http://schemas.microsoft.com/office/word/2010/wordprocessingCanvas" xmlns:cx="http://schemas.microsoft.com/office/drawing/2014/chartex" xmlns:cx1="http://schemas.microsoft.com/office/drawing/2015/9/8/chartex" xmlns:cx2="http://schemas.microsoft.com/office/drawing/2015/10/21/chartex" xmlns:cx3="http://schemas.microsoft.com/office/drawing/2016/5/9/chartex" xmlns:cx4="http://schemas.microsoft.com/office/drawing/2016/5/10/chartex" xmlns:cx5="http://schemas.microsoft.com/office/drawing/2016/5/11/chartex" xmlns:cx6="http://schemas.microsoft.com/office/drawing/2016/5/12/chartex" xmlns:cx7="http://schemas.microsoft.com/office/drawing/2016/5/13/chartex" xmlns:cx8="http://schemas.microsoft.com/office/drawing/2016/5/14/chartex" xmlns:mc="http://schemas.openxmlformats.org/markup-compatibility/2006" xmlns:aink="http://schemas.microsoft.com/office/drawing/2016/ink" xmlns:am3d="http://schemas.microsoft.com/office/drawing/2017/model3d" xmlns:o="urn:schemas-microsoft-com:office:office" xmlns:oel="http://schemas.microsoft.com/office/2019/extlst" xmlns:r="http://schemas.openxmlformats.org/officeDocument/2006/relationships" xmlns:m="http://schemas.openxmlformats.org/officeDocument/2006/math" xmlns:v="urn:schemas-microsoft-com:vml" xmlns:wp14="http://schemas.microsoft.com/office/word/2010/wordprocessingDrawing" xmlns:wp="http://schemas.openxmlformats.org/drawingml/2006/wordprocessingDrawing" xmlns:w10="urn:schemas-microsoft-com:office:word" xmlns:w="http://schemas.openxmlformats.org/wordprocessingml/2006/main" xmlns:w14="http://schemas.microsoft.com/office/word/2010/wordml" xmlns:w15="http://schemas.microsoft.com/office/word/2012/wordml" xmlns:w16cex="http://schemas.microsoft.com/office/word/2018/wordml/cex" xmlns:w16cid="http://schemas.microsoft.com/office/word/2016/wordml/cid" xmlns:w16="http://schemas.microsoft.com/office/word/2018/wordml" xmlns:w16sdtdh="http://schemas.microsoft.com/office/word/2020/wordml/sdtdatahash" xmlns:w16se="http://schemas.microsoft.com/office/word/2015/wordml/symex" xmlns:wpg="http://schemas.microsoft.com/office/word/2010/wordprocessingGroup" xmlns:wpi="http://schemas.microsoft.com/office/word/2010/wordprocessingInk" xmlns:wne="http://schemas.microsoft.com/office/word/2006/wordml" xmlns:wps="http://schemas.microsoft.com/office/word/2010/wordprocessingShape" mc:Ignorable="w14 w15 w16se w16cid w16 w16cex w16sdtdh wp14">
+<w:ftr xmlns:wpc="http://schemas.microsoft.com/office/word/2010/wordprocessingCanvas" xmlns:cx="http://schemas.microsoft.com/office/drawing/2014/chartex" xmlns:cx1="http://schemas.microsoft.com/office/drawing/2015/9/8/chartex" xmlns:cx2="http://schemas.microsoft.com/office/drawing/2015/10/21/chartex" xmlns:cx3="http://schemas.microsoft.com/office/drawing/2016/5/9/chartex" xmlns:cx4="http://schemas.microsoft.com/office/drawing/2016/5/10/chartex" xmlns:cx5="http://schemas.microsoft.com/office/drawing/2016/5/11/chartex" xmlns:cx6="http://schemas.microsoft.com/office/drawing/2016/5/12/chartex" xmlns:cx7="http://schemas.microsoft.com/office/drawing/2016/5/13/chartex" xmlns:cx8="http://schemas.microsoft.com/office/drawing/2016/5/14/chartex" xmlns:mc="http://schemas.openxmlformats.org/markup-compatibility/2006" xmlns:aink="http://schemas.microsoft.com/office/drawing/2016/ink" xmlns:am3d="http://schemas.microsoft.com/office/drawing/2017/model3d" xmlns:o="urn:schemas-microsoft-com:office:office" xmlns:oel="http://schemas.microsoft.com/office/2019/extlst" xmlns:r="http://schemas.openxmlformats.org/officeDocument/2006/relationships" xmlns:m="http://schemas.openxmlformats.org/officeDocument/2006/math" xmlns:v="urn:schemas-microsoft-com:vml" xmlns:wp14="http://schemas.microsoft.com/office/word/2010/wordprocessingDrawing" xmlns:wp="http://schemas.openxmlformats.org/drawingml/2006/wordprocessingDrawing" xmlns:w10="urn:schemas-microsoft-com:office:word" xmlns:w="http://schemas.openxmlformats.org/wordprocessingml/2006/main" xmlns:w14="http://schemas.microsoft.com/office/word/2010/wordml" xmlns:w15="http://schemas.microsoft.com/office/word/2012/wordml" xmlns:w16cex="http://schemas.microsoft.com/office/word/2018/wordml/cex" xmlns:w16cid="http://schemas.microsoft.com/office/word/2016/wordml/cid" xmlns:w16="http://schemas.microsoft.com/office/word/2018/wordml" xmlns:w16du="http://schemas.microsoft.com/office/word/2023/wordml/word16du" xmlns:w16sdtdh="http://schemas.microsoft.com/office/word/2020/wordml/sdtdatahash" xmlns:w16sdtfl="http://schemas.microsoft.com/office/word/2024/wordml/sdtformatlock" xmlns:w16se="http://schemas.microsoft.com/office/word/2015/wordml/symex" xmlns:wpg="http://schemas.microsoft.com/office/word/2010/wordprocessingGroup" xmlns:wpi="http://schemas.microsoft.com/office/word/2010/wordprocessingInk" xmlns:wne="http://schemas.microsoft.com/office/word/2006/wordml" xmlns:wps="http://schemas.microsoft.com/office/word/2010/wordprocessingShape" mc:Ignorable="w14 w15 w16se w16cid w16 w16cex w16sdtdh w16sdtfl w16du wp14">
   <w:p>
     <w:pPr>
       <w:pStyle w:val="Footer"/>
@@ -1275,7 +1349,7 @@
 </file>
 
 <file path=word/footer2.xml><?xml version="1.0" encoding="utf-8"?>
-<w:ftr xmlns:wpc="http://schemas.microsoft.com/office/word/2010/wordprocessingCanvas" xmlns:cx="http://schemas.microsoft.com/office/drawing/2014/chartex" xmlns:cx1="http://schemas.microsoft.com/office/drawing/2015/9/8/chartex" xmlns:cx2="http://schemas.microsoft.com/office/drawing/2015/10/21/chartex" xmlns:cx3="http://schemas.microsoft.com/office/drawing/2016/5/9/chartex" xmlns:cx4="http://schemas.microsoft.com/office/drawing/2016/5/10/chartex" xmlns:cx5="http://schemas.microsoft.com/office/drawing/2016/5/11/chartex" xmlns:cx6="http://schemas.microsoft.com/office/drawing/2016/5/12/chartex" xmlns:cx7="http://schemas.microsoft.com/office/drawing/2016/5/13/chartex" xmlns:cx8="http://schemas.microsoft.com/office/drawing/2016/5/14/chartex" xmlns:mc="http://schemas.openxmlformats.org/markup-compatibility/2006" xmlns:aink="http://schemas.microsoft.com/office/drawing/2016/ink" xmlns:am3d="http://schemas.microsoft.com/office/drawing/2017/model3d" xmlns:o="urn:schemas-microsoft-com:office:office" xmlns:oel="http://schemas.microsoft.com/office/2019/extlst" xmlns:r="http://schemas.openxmlformats.org/officeDocument/2006/relationships" xmlns:m="http://schemas.openxmlformats.org/officeDocument/2006/math" xmlns:v="urn:schemas-microsoft-com:vml" xmlns:wp14="http://schemas.microsoft.com/office/word/2010/wordprocessingDrawing" xmlns:wp="http://schemas.openxmlformats.org/drawingml/2006/wordprocessingDrawing" xmlns:w10="urn:schemas-microsoft-com:office:word" xmlns:w="http://schemas.openxmlformats.org/wordprocessingml/2006/main" xmlns:w14="http://schemas.microsoft.com/office/word/2010/wordml" xmlns:w15="http://schemas.microsoft.com/office/word/2012/wordml" xmlns:w16cex="http://schemas.microsoft.com/office/word/2018/wordml/cex" xmlns:w16cid="http://schemas.microsoft.com/office/word/2016/wordml/cid" xmlns:w16="http://schemas.microsoft.com/office/word/2018/wordml" xmlns:w16sdtdh="http://schemas.microsoft.com/office/word/2020/wordml/sdtdatahash" xmlns:w16se="http://schemas.microsoft.com/office/word/2015/wordml/symex" xmlns:wpg="http://schemas.microsoft.com/office/word/2010/wordprocessingGroup" xmlns:wpi="http://schemas.microsoft.com/office/word/2010/wordprocessingInk" xmlns:wne="http://schemas.microsoft.com/office/word/2006/wordml" xmlns:wps="http://schemas.microsoft.com/office/word/2010/wordprocessingShape" mc:Ignorable="w14 w15 w16se w16cid w16 w16cex w16sdtdh wp14">
+<w:ftr xmlns:wpc="http://schemas.microsoft.com/office/word/2010/wordprocessingCanvas" xmlns:cx="http://schemas.microsoft.com/office/drawing/2014/chartex" xmlns:cx1="http://schemas.microsoft.com/office/drawing/2015/9/8/chartex" xmlns:cx2="http://schemas.microsoft.com/office/drawing/2015/10/21/chartex" xmlns:cx3="http://schemas.microsoft.com/office/drawing/2016/5/9/chartex" xmlns:cx4="http://schemas.microsoft.com/office/drawing/2016/5/10/chartex" xmlns:cx5="http://schemas.microsoft.com/office/drawing/2016/5/11/chartex" xmlns:cx6="http://schemas.microsoft.com/office/drawing/2016/5/12/chartex" xmlns:cx7="http://schemas.microsoft.com/office/drawing/2016/5/13/chartex" xmlns:cx8="http://schemas.microsoft.com/office/drawing/2016/5/14/chartex" xmlns:mc="http://schemas.openxmlformats.org/markup-compatibility/2006" xmlns:aink="http://schemas.microsoft.com/office/drawing/2016/ink" xmlns:am3d="http://schemas.microsoft.com/office/drawing/2017/model3d" xmlns:o="urn:schemas-microsoft-com:office:office" xmlns:oel="http://schemas.microsoft.com/office/2019/extlst" xmlns:r="http://schemas.openxmlformats.org/officeDocument/2006/relationships" xmlns:m="http://schemas.openxmlformats.org/officeDocument/2006/math" xmlns:v="urn:schemas-microsoft-com:vml" xmlns:wp14="http://schemas.microsoft.com/office/word/2010/wordprocessingDrawing" xmlns:wp="http://schemas.openxmlformats.org/drawingml/2006/wordprocessingDrawing" xmlns:w10="urn:schemas-microsoft-com:office:word" xmlns:w="http://schemas.openxmlformats.org/wordprocessingml/2006/main" xmlns:w14="http://schemas.microsoft.com/office/word/2010/wordml" xmlns:w15="http://schemas.microsoft.com/office/word/2012/wordml" xmlns:w16cex="http://schemas.microsoft.com/office/word/2018/wordml/cex" xmlns:w16cid="http://schemas.microsoft.com/office/word/2016/wordml/cid" xmlns:w16="http://schemas.microsoft.com/office/word/2018/wordml" xmlns:w16du="http://schemas.microsoft.com/office/word/2023/wordml/word16du" xmlns:w16sdtdh="http://schemas.microsoft.com/office/word/2020/wordml/sdtdatahash" xmlns:w16sdtfl="http://schemas.microsoft.com/office/word/2024/wordml/sdtformatlock" xmlns:w16se="http://schemas.microsoft.com/office/word/2015/wordml/symex" xmlns:wpg="http://schemas.microsoft.com/office/word/2010/wordprocessingGroup" xmlns:wpi="http://schemas.microsoft.com/office/word/2010/wordprocessingInk" xmlns:wne="http://schemas.microsoft.com/office/word/2006/wordml" xmlns:wps="http://schemas.microsoft.com/office/word/2010/wordprocessingShape" mc:Ignorable="w14 w15 w16se w16cid w16 w16cex w16sdtdh w16sdtfl w16du wp14">
   <w:p>
     <w:pPr>
       <w:pStyle w:val="Footer"/>
@@ -1285,7 +1359,7 @@
 </file>
 
 <file path=word/footer3.xml><?xml version="1.0" encoding="utf-8"?>
-<w:ftr xmlns:wpc="http://schemas.microsoft.com/office/word/2010/wordprocessingCanvas" xmlns:cx="http://schemas.microsoft.com/office/drawing/2014/chartex" xmlns:cx1="http://schemas.microsoft.com/office/drawing/2015/9/8/chartex" xmlns:cx2="http://schemas.microsoft.com/office/drawing/2015/10/21/chartex" xmlns:cx3="http://schemas.microsoft.com/office/drawing/2016/5/9/chartex" xmlns:cx4="http://schemas.microsoft.com/office/drawing/2016/5/10/chartex" xmlns:cx5="http://schemas.microsoft.com/office/drawing/2016/5/11/chartex" xmlns:cx6="http://schemas.microsoft.com/office/drawing/2016/5/12/chartex" xmlns:cx7="http://schemas.microsoft.com/office/drawing/2016/5/13/chartex" xmlns:cx8="http://schemas.microsoft.com/office/drawing/2016/5/14/chartex" xmlns:mc="http://schemas.openxmlformats.org/markup-compatibility/2006" xmlns:aink="http://schemas.microsoft.com/office/drawing/2016/ink" xmlns:am3d="http://schemas.microsoft.com/office/drawing/2017/model3d" xmlns:o="urn:schemas-microsoft-com:office:office" xmlns:oel="http://schemas.microsoft.com/office/2019/extlst" xmlns:r="http://schemas.openxmlformats.org/officeDocument/2006/relationships" xmlns:m="http://schemas.openxmlformats.org/officeDocument/2006/math" xmlns:v="urn:schemas-microsoft-com:vml" xmlns:wp14="http://schemas.microsoft.com/office/word/2010/wordprocessingDrawing" xmlns:wp="http://schemas.openxmlformats.org/drawingml/2006/wordprocessingDrawing" xmlns:w10="urn:schemas-microsoft-com:office:word" xmlns:w="http://schemas.openxmlformats.org/wordprocessingml/2006/main" xmlns:w14="http://schemas.microsoft.com/office/word/2010/wordml" xmlns:w15="http://schemas.microsoft.com/office/word/2012/wordml" xmlns:w16cex="http://schemas.microsoft.com/office/word/2018/wordml/cex" xmlns:w16cid="http://schemas.microsoft.com/office/word/2016/wordml/cid" xmlns:w16="http://schemas.microsoft.com/office/word/2018/wordml" xmlns:w16sdtdh="http://schemas.microsoft.com/office/word/2020/wordml/sdtdatahash" xmlns:w16se="http://schemas.microsoft.com/office/word/2015/wordml/symex" xmlns:wpg="http://schemas.microsoft.com/office/word/2010/wordprocessingGroup" xmlns:wpi="http://schemas.microsoft.com/office/word/2010/wordprocessingInk" xmlns:wne="http://schemas.microsoft.com/office/word/2006/wordml" xmlns:wps="http://schemas.microsoft.com/office/word/2010/wordprocessingShape" mc:Ignorable="w14 w15 w16se w16cid w16 w16cex w16sdtdh wp14">
+<w:ftr xmlns:wpc="http://schemas.microsoft.com/office/word/2010/wordprocessingCanvas" xmlns:cx="http://schemas.microsoft.com/office/drawing/2014/chartex" xmlns:cx1="http://schemas.microsoft.com/office/drawing/2015/9/8/chartex" xmlns:cx2="http://schemas.microsoft.com/office/drawing/2015/10/21/chartex" xmlns:cx3="http://schemas.microsoft.com/office/drawing/2016/5/9/chartex" xmlns:cx4="http://schemas.microsoft.com/office/drawing/2016/5/10/chartex" xmlns:cx5="http://schemas.microsoft.com/office/drawing/2016/5/11/chartex" xmlns:cx6="http://schemas.microsoft.com/office/drawing/2016/5/12/chartex" xmlns:cx7="http://schemas.microsoft.com/office/drawing/2016/5/13/chartex" xmlns:cx8="http://schemas.microsoft.com/office/drawing/2016/5/14/chartex" xmlns:mc="http://schemas.openxmlformats.org/markup-compatibility/2006" xmlns:aink="http://schemas.microsoft.com/office/drawing/2016/ink" xmlns:am3d="http://schemas.microsoft.com/office/drawing/2017/model3d" xmlns:o="urn:schemas-microsoft-com:office:office" xmlns:oel="http://schemas.microsoft.com/office/2019/extlst" xmlns:r="http://schemas.openxmlformats.org/officeDocument/2006/relationships" xmlns:m="http://schemas.openxmlformats.org/officeDocument/2006/math" xmlns:v="urn:schemas-microsoft-com:vml" xmlns:wp14="http://schemas.microsoft.com/office/word/2010/wordprocessingDrawing" xmlns:wp="http://schemas.openxmlformats.org/drawingml/2006/wordprocessingDrawing" xmlns:w10="urn:schemas-microsoft-com:office:word" xmlns:w="http://schemas.openxmlformats.org/wordprocessingml/2006/main" xmlns:w14="http://schemas.microsoft.com/office/word/2010/wordml" xmlns:w15="http://schemas.microsoft.com/office/word/2012/wordml" xmlns:w16cex="http://schemas.microsoft.com/office/word/2018/wordml/cex" xmlns:w16cid="http://schemas.microsoft.com/office/word/2016/wordml/cid" xmlns:w16="http://schemas.microsoft.com/office/word/2018/wordml" xmlns:w16du="http://schemas.microsoft.com/office/word/2023/wordml/word16du" xmlns:w16sdtdh="http://schemas.microsoft.com/office/word/2020/wordml/sdtdatahash" xmlns:w16sdtfl="http://schemas.microsoft.com/office/word/2024/wordml/sdtformatlock" xmlns:w16se="http://schemas.microsoft.com/office/word/2015/wordml/symex" xmlns:wpg="http://schemas.microsoft.com/office/word/2010/wordprocessingGroup" xmlns:wpi="http://schemas.microsoft.com/office/word/2010/wordprocessingInk" xmlns:wne="http://schemas.microsoft.com/office/word/2006/wordml" xmlns:wps="http://schemas.microsoft.com/office/word/2010/wordprocessingShape" mc:Ignorable="w14 w15 w16se w16cid w16 w16cex w16sdtdh w16sdtfl w16du wp14">
   <w:p>
     <w:pPr>
       <w:pStyle w:val="Footer"/>
@@ -1295,7 +1369,7 @@
 </file>
 
 <file path=word/footnotes.xml><?xml version="1.0" encoding="utf-8"?>
-<w:footnotes xmlns:wpc="http://schemas.microsoft.com/office/word/2010/wordprocessingCanvas" xmlns:cx="http://schemas.microsoft.com/office/drawing/2014/chartex" xmlns:cx1="http://schemas.microsoft.com/office/drawing/2015/9/8/chartex" xmlns:cx2="http://schemas.microsoft.com/office/drawing/2015/10/21/chartex" xmlns:cx3="http://schemas.microsoft.com/office/drawing/2016/5/9/chartex" xmlns:cx4="http://schemas.microsoft.com/office/drawing/2016/5/10/chartex" xmlns:cx5="http://schemas.microsoft.com/office/drawing/2016/5/11/chartex" xmlns:cx6="http://schemas.microsoft.com/office/drawing/2016/5/12/chartex" xmlns:cx7="http://schemas.microsoft.com/office/drawing/2016/5/13/chartex" xmlns:cx8="http://schemas.microsoft.com/office/drawing/2016/5/14/chartex" xmlns:mc="http://schemas.openxmlformats.org/markup-compatibility/2006" xmlns:aink="http://schemas.microsoft.com/office/drawing/2016/ink" xmlns:am3d="http://schemas.microsoft.com/office/drawing/2017/model3d" xmlns:o="urn:schemas-microsoft-com:office:office" xmlns:oel="http://schemas.microsoft.com/office/2019/extlst" xmlns:r="http://schemas.openxmlformats.org/officeDocument/2006/relationships" xmlns:m="http://schemas.openxmlformats.org/officeDocument/2006/math" xmlns:v="urn:schemas-microsoft-com:vml" xmlns:wp14="http://schemas.microsoft.com/office/word/2010/wordprocessingDrawing" xmlns:wp="http://schemas.openxmlformats.org/drawingml/2006/wordprocessingDrawing" xmlns:w10="urn:schemas-microsoft-com:office:word" xmlns:w="http://schemas.openxmlformats.org/wordprocessingml/2006/main" xmlns:w14="http://schemas.microsoft.com/office/word/2010/wordml" xmlns:w15="http://schemas.microsoft.com/office/word/2012/wordml" xmlns:w16cex="http://schemas.microsoft.com/office/word/2018/wordml/cex" xmlns:w16cid="http://schemas.microsoft.com/office/word/2016/wordml/cid" xmlns:w16="http://schemas.microsoft.com/office/word/2018/wordml" xmlns:w16sdtdh="http://schemas.microsoft.com/office/word/2020/wordml/sdtdatahash" xmlns:w16se="http://schemas.microsoft.com/office/word/2015/wordml/symex" xmlns:wpg="http://schemas.microsoft.com/office/word/2010/wordprocessingGroup" xmlns:wpi="http://schemas.microsoft.com/office/word/2010/wordprocessingInk" xmlns:wne="http://schemas.microsoft.com/office/word/2006/wordml" xmlns:wps="http://schemas.microsoft.com/office/word/2010/wordprocessingShape" mc:Ignorable="w14 w15 w16se w16cid w16 w16cex w16sdtdh wp14">
+<w:footnotes xmlns:wpc="http://schemas.microsoft.com/office/word/2010/wordprocessingCanvas" xmlns:cx="http://schemas.microsoft.com/office/drawing/2014/chartex" xmlns:cx1="http://schemas.microsoft.com/office/drawing/2015/9/8/chartex" xmlns:cx2="http://schemas.microsoft.com/office/drawing/2015/10/21/chartex" xmlns:cx3="http://schemas.microsoft.com/office/drawing/2016/5/9/chartex" xmlns:cx4="http://schemas.microsoft.com/office/drawing/2016/5/10/chartex" xmlns:cx5="http://schemas.microsoft.com/office/drawing/2016/5/11/chartex" xmlns:cx6="http://schemas.microsoft.com/office/drawing/2016/5/12/chartex" xmlns:cx7="http://schemas.microsoft.com/office/drawing/2016/5/13/chartex" xmlns:cx8="http://schemas.microsoft.com/office/drawing/2016/5/14/chartex" xmlns:mc="http://schemas.openxmlformats.org/markup-compatibility/2006" xmlns:aink="http://schemas.microsoft.com/office/drawing/2016/ink" xmlns:am3d="http://schemas.microsoft.com/office/drawing/2017/model3d" xmlns:o="urn:schemas-microsoft-com:office:office" xmlns:oel="http://schemas.microsoft.com/office/2019/extlst" xmlns:r="http://schemas.openxmlformats.org/officeDocument/2006/relationships" xmlns:m="http://schemas.openxmlformats.org/officeDocument/2006/math" xmlns:v="urn:schemas-microsoft-com:vml" xmlns:wp14="http://schemas.microsoft.com/office/word/2010/wordprocessingDrawing" xmlns:wp="http://schemas.openxmlformats.org/drawingml/2006/wordprocessingDrawing" xmlns:w10="urn:schemas-microsoft-com:office:word" xmlns:w="http://schemas.openxmlformats.org/wordprocessingml/2006/main" xmlns:w14="http://schemas.microsoft.com/office/word/2010/wordml" xmlns:w15="http://schemas.microsoft.com/office/word/2012/wordml" xmlns:w16cex="http://schemas.microsoft.com/office/word/2018/wordml/cex" xmlns:w16cid="http://schemas.microsoft.com/office/word/2016/wordml/cid" xmlns:w16="http://schemas.microsoft.com/office/word/2018/wordml" xmlns:w16du="http://schemas.microsoft.com/office/word/2023/wordml/word16du" xmlns:w16sdtdh="http://schemas.microsoft.com/office/word/2020/wordml/sdtdatahash" xmlns:w16sdtfl="http://schemas.microsoft.com/office/word/2024/wordml/sdtformatlock" xmlns:w16se="http://schemas.microsoft.com/office/word/2015/wordml/symex" xmlns:wpg="http://schemas.microsoft.com/office/word/2010/wordprocessingGroup" xmlns:wpi="http://schemas.microsoft.com/office/word/2010/wordprocessingInk" xmlns:wne="http://schemas.microsoft.com/office/word/2006/wordml" xmlns:wps="http://schemas.microsoft.com/office/word/2010/wordprocessingShape" mc:Ignorable="w14 w15 w16se w16cid w16 w16cex w16sdtdh w16sdtfl w16du wp14">
   <w:footnote w:type="separator" w:id="-1">
     <w:p>
       <w:pPr>
@@ -1320,7 +1394,7 @@
 </file>
 
 <file path=word/header1.xml><?xml version="1.0" encoding="utf-8"?>
-<w:hdr xmlns:wpc="http://schemas.microsoft.com/office/word/2010/wordprocessingCanvas" xmlns:cx="http://schemas.microsoft.com/office/drawing/2014/chartex" xmlns:cx1="http://schemas.microsoft.com/office/drawing/2015/9/8/chartex" xmlns:cx2="http://schemas.microsoft.com/office/drawing/2015/10/21/chartex" xmlns:cx3="http://schemas.microsoft.com/office/drawing/2016/5/9/chartex" xmlns:cx4="http://schemas.microsoft.com/office/drawing/2016/5/10/chartex" xmlns:cx5="http://schemas.microsoft.com/office/drawing/2016/5/11/chartex" xmlns:cx6="http://schemas.microsoft.com/office/drawing/2016/5/12/chartex" xmlns:cx7="http://schemas.microsoft.com/office/drawing/2016/5/13/chartex" xmlns:cx8="http://schemas.microsoft.com/office/drawing/2016/5/14/chartex" xmlns:mc="http://schemas.openxmlformats.org/markup-compatibility/2006" xmlns:aink="http://schemas.microsoft.com/office/drawing/2016/ink" xmlns:am3d="http://schemas.microsoft.com/office/drawing/2017/model3d" xmlns:o="urn:schemas-microsoft-com:office:office" xmlns:oel="http://schemas.microsoft.com/office/2019/extlst" xmlns:r="http://schemas.openxmlformats.org/officeDocument/2006/relationships" xmlns:m="http://schemas.openxmlformats.org/officeDocument/2006/math" xmlns:v="urn:schemas-microsoft-com:vml" xmlns:wp14="http://schemas.microsoft.com/office/word/2010/wordprocessingDrawing" xmlns:wp="http://schemas.openxmlformats.org/drawingml/2006/wordprocessingDrawing" xmlns:w10="urn:schemas-microsoft-com:office:word" xmlns:w="http://schemas.openxmlformats.org/wordprocessingml/2006/main" xmlns:w14="http://schemas.microsoft.com/office/word/2010/wordml" xmlns:w15="http://schemas.microsoft.com/office/word/2012/wordml" xmlns:w16cex="http://schemas.microsoft.com/office/word/2018/wordml/cex" xmlns:w16cid="http://schemas.microsoft.com/office/word/2016/wordml/cid" xmlns:w16="http://schemas.microsoft.com/office/word/2018/wordml" xmlns:w16sdtdh="http://schemas.microsoft.com/office/word/2020/wordml/sdtdatahash" xmlns:w16se="http://schemas.microsoft.com/office/word/2015/wordml/symex" xmlns:wpg="http://schemas.microsoft.com/office/word/2010/wordprocessingGroup" xmlns:wpi="http://schemas.microsoft.com/office/word/2010/wordprocessingInk" xmlns:wne="http://schemas.microsoft.com/office/word/2006/wordml" xmlns:wps="http://schemas.microsoft.com/office/word/2010/wordprocessingShape" mc:Ignorable="w14 w15 w16se w16cid w16 w16cex w16sdtdh wp14">
+<w:hdr xmlns:wpc="http://schemas.microsoft.com/office/word/2010/wordprocessingCanvas" xmlns:cx="http://schemas.microsoft.com/office/drawing/2014/chartex" xmlns:cx1="http://schemas.microsoft.com/office/drawing/2015/9/8/chartex" xmlns:cx2="http://schemas.microsoft.com/office/drawing/2015/10/21/chartex" xmlns:cx3="http://schemas.microsoft.com/office/drawing/2016/5/9/chartex" xmlns:cx4="http://schemas.microsoft.com/office/drawing/2016/5/10/chartex" xmlns:cx5="http://schemas.microsoft.com/office/drawing/2016/5/11/chartex" xmlns:cx6="http://schemas.microsoft.com/office/drawing/2016/5/12/chartex" xmlns:cx7="http://schemas.microsoft.com/office/drawing/2016/5/13/chartex" xmlns:cx8="http://schemas.microsoft.com/office/drawing/2016/5/14/chartex" xmlns:mc="http://schemas.openxmlformats.org/markup-compatibility/2006" xmlns:aink="http://schemas.microsoft.com/office/drawing/2016/ink" xmlns:am3d="http://schemas.microsoft.com/office/drawing/2017/model3d" xmlns:o="urn:schemas-microsoft-com:office:office" xmlns:oel="http://schemas.microsoft.com/office/2019/extlst" xmlns:r="http://schemas.openxmlformats.org/officeDocument/2006/relationships" xmlns:m="http://schemas.openxmlformats.org/officeDocument/2006/math" xmlns:v="urn:schemas-microsoft-com:vml" xmlns:wp14="http://schemas.microsoft.com/office/word/2010/wordprocessingDrawing" xmlns:wp="http://schemas.openxmlformats.org/drawingml/2006/wordprocessingDrawing" xmlns:w10="urn:schemas-microsoft-com:office:word" xmlns:w="http://schemas.openxmlformats.org/wordprocessingml/2006/main" xmlns:w14="http://schemas.microsoft.com/office/word/2010/wordml" xmlns:w15="http://schemas.microsoft.com/office/word/2012/wordml" xmlns:w16cex="http://schemas.microsoft.com/office/word/2018/wordml/cex" xmlns:w16cid="http://schemas.microsoft.com/office/word/2016/wordml/cid" xmlns:w16="http://schemas.microsoft.com/office/word/2018/wordml" xmlns:w16du="http://schemas.microsoft.com/office/word/2023/wordml/word16du" xmlns:w16sdtdh="http://schemas.microsoft.com/office/word/2020/wordml/sdtdatahash" xmlns:w16sdtfl="http://schemas.microsoft.com/office/word/2024/wordml/sdtformatlock" xmlns:w16se="http://schemas.microsoft.com/office/word/2015/wordml/symex" xmlns:wpg="http://schemas.microsoft.com/office/word/2010/wordprocessingGroup" xmlns:wpi="http://schemas.microsoft.com/office/word/2010/wordprocessingInk" xmlns:wne="http://schemas.microsoft.com/office/word/2006/wordml" xmlns:wps="http://schemas.microsoft.com/office/word/2010/wordprocessingShape" mc:Ignorable="w14 w15 w16se w16cid w16 w16cex w16sdtdh w16sdtfl w16du wp14">
   <w:p>
     <w:pPr>
       <w:pStyle w:val="Header"/>
@@ -1330,7 +1404,7 @@
 </file>
 
 <file path=word/header2.xml><?xml version="1.0" encoding="utf-8"?>
-<w:hdr xmlns:wpc="http://schemas.microsoft.com/office/word/2010/wordprocessingCanvas" xmlns:cx="http://schemas.microsoft.com/office/drawing/2014/chartex" xmlns:cx1="http://schemas.microsoft.com/office/drawing/2015/9/8/chartex" xmlns:cx2="http://schemas.microsoft.com/office/drawing/2015/10/21/chartex" xmlns:cx3="http://schemas.microsoft.com/office/drawing/2016/5/9/chartex" xmlns:cx4="http://schemas.microsoft.com/office/drawing/2016/5/10/chartex" xmlns:cx5="http://schemas.microsoft.com/office/drawing/2016/5/11/chartex" xmlns:cx6="http://schemas.microsoft.com/office/drawing/2016/5/12/chartex" xmlns:cx7="http://schemas.microsoft.com/office/drawing/2016/5/13/chartex" xmlns:cx8="http://schemas.microsoft.com/office/drawing/2016/5/14/chartex" xmlns:mc="http://schemas.openxmlformats.org/markup-compatibility/2006" xmlns:aink="http://schemas.microsoft.com/office/drawing/2016/ink" xmlns:am3d="http://schemas.microsoft.com/office/drawing/2017/model3d" xmlns:o="urn:schemas-microsoft-com:office:office" xmlns:oel="http://schemas.microsoft.com/office/2019/extlst" xmlns:r="http://schemas.openxmlformats.org/officeDocument/2006/relationships" xmlns:m="http://schemas.openxmlformats.org/officeDocument/2006/math" xmlns:v="urn:schemas-microsoft-com:vml" xmlns:wp14="http://schemas.microsoft.com/office/word/2010/wordprocessingDrawing" xmlns:wp="http://schemas.openxmlformats.org/drawingml/2006/wordprocessingDrawing" xmlns:w10="urn:schemas-microsoft-com:office:word" xmlns:w="http://schemas.openxmlformats.org/wordprocessingml/2006/main" xmlns:w14="http://schemas.microsoft.com/office/word/2010/wordml" xmlns:w15="http://schemas.microsoft.com/office/word/2012/wordml" xmlns:w16cex="http://schemas.microsoft.com/office/word/2018/wordml/cex" xmlns:w16cid="http://schemas.microsoft.com/office/word/2016/wordml/cid" xmlns:w16="http://schemas.microsoft.com/office/word/2018/wordml" xmlns:w16sdtdh="http://schemas.microsoft.com/office/word/2020/wordml/sdtdatahash" xmlns:w16se="http://schemas.microsoft.com/office/word/2015/wordml/symex" xmlns:wpg="http://schemas.microsoft.com/office/word/2010/wordprocessingGroup" xmlns:wpi="http://schemas.microsoft.com/office/word/2010/wordprocessingInk" xmlns:wne="http://schemas.microsoft.com/office/word/2006/wordml" xmlns:wps="http://schemas.microsoft.com/office/word/2010/wordprocessingShape" mc:Ignorable="w14 w15 w16se w16cid w16 w16cex w16sdtdh wp14">
+<w:hdr xmlns:wpc="http://schemas.microsoft.com/office/word/2010/wordprocessingCanvas" xmlns:cx="http://schemas.microsoft.com/office/drawing/2014/chartex" xmlns:cx1="http://schemas.microsoft.com/office/drawing/2015/9/8/chartex" xmlns:cx2="http://schemas.microsoft.com/office/drawing/2015/10/21/chartex" xmlns:cx3="http://schemas.microsoft.com/office/drawing/2016/5/9/chartex" xmlns:cx4="http://schemas.microsoft.com/office/drawing/2016/5/10/chartex" xmlns:cx5="http://schemas.microsoft.com/office/drawing/2016/5/11/chartex" xmlns:cx6="http://schemas.microsoft.com/office/drawing/2016/5/12/chartex" xmlns:cx7="http://schemas.microsoft.com/office/drawing/2016/5/13/chartex" xmlns:cx8="http://schemas.microsoft.com/office/drawing/2016/5/14/chartex" xmlns:mc="http://schemas.openxmlformats.org/markup-compatibility/2006" xmlns:aink="http://schemas.microsoft.com/office/drawing/2016/ink" xmlns:am3d="http://schemas.microsoft.com/office/drawing/2017/model3d" xmlns:o="urn:schemas-microsoft-com:office:office" xmlns:oel="http://schemas.microsoft.com/office/2019/extlst" xmlns:r="http://schemas.openxmlformats.org/officeDocument/2006/relationships" xmlns:m="http://schemas.openxmlformats.org/officeDocument/2006/math" xmlns:v="urn:schemas-microsoft-com:vml" xmlns:wp14="http://schemas.microsoft.com/office/word/2010/wordprocessingDrawing" xmlns:wp="http://schemas.openxmlformats.org/drawingml/2006/wordprocessingDrawing" xmlns:w10="urn:schemas-microsoft-com:office:word" xmlns:w="http://schemas.openxmlformats.org/wordprocessingml/2006/main" xmlns:w14="http://schemas.microsoft.com/office/word/2010/wordml" xmlns:w15="http://schemas.microsoft.com/office/word/2012/wordml" xmlns:w16cex="http://schemas.microsoft.com/office/word/2018/wordml/cex" xmlns:w16cid="http://schemas.microsoft.com/office/word/2016/wordml/cid" xmlns:w16="http://schemas.microsoft.com/office/word/2018/wordml" xmlns:w16du="http://schemas.microsoft.com/office/word/2023/wordml/word16du" xmlns:w16sdtdh="http://schemas.microsoft.com/office/word/2020/wordml/sdtdatahash" xmlns:w16sdtfl="http://schemas.microsoft.com/office/word/2024/wordml/sdtformatlock" xmlns:w16se="http://schemas.microsoft.com/office/word/2015/wordml/symex" xmlns:wpg="http://schemas.microsoft.com/office/word/2010/wordprocessingGroup" xmlns:wpi="http://schemas.microsoft.com/office/word/2010/wordprocessingInk" xmlns:wne="http://schemas.microsoft.com/office/word/2006/wordml" xmlns:wps="http://schemas.microsoft.com/office/word/2010/wordprocessingShape" mc:Ignorable="w14 w15 w16se w16cid w16 w16cex w16sdtdh w16sdtfl w16du wp14">
   <w:p>
     <w:pPr>
       <w:pStyle w:val="Header"/>
@@ -1341,7 +1415,7 @@
 </file>
 
 <file path=word/header3.xml><?xml version="1.0" encoding="utf-8"?>
-<w:hdr xmlns:wpc="http://schemas.microsoft.com/office/word/2010/wordprocessingCanvas" xmlns:cx="http://schemas.microsoft.com/office/drawing/2014/chartex" xmlns:cx1="http://schemas.microsoft.com/office/drawing/2015/9/8/chartex" xmlns:cx2="http://schemas.microsoft.com/office/drawing/2015/10/21/chartex" xmlns:cx3="http://schemas.microsoft.com/office/drawing/2016/5/9/chartex" xmlns:cx4="http://schemas.microsoft.com/office/drawing/2016/5/10/chartex" xmlns:cx5="http://schemas.microsoft.com/office/drawing/2016/5/11/chartex" xmlns:cx6="http://schemas.microsoft.com/office/drawing/2016/5/12/chartex" xmlns:cx7="http://schemas.microsoft.com/office/drawing/2016/5/13/chartex" xmlns:cx8="http://schemas.microsoft.com/office/drawing/2016/5/14/chartex" xmlns:mc="http://schemas.openxmlformats.org/markup-compatibility/2006" xmlns:aink="http://schemas.microsoft.com/office/drawing/2016/ink" xmlns:am3d="http://schemas.microsoft.com/office/drawing/2017/model3d" xmlns:o="urn:schemas-microsoft-com:office:office" xmlns:oel="http://schemas.microsoft.com/office/2019/extlst" xmlns:r="http://schemas.openxmlformats.org/officeDocument/2006/relationships" xmlns:m="http://schemas.openxmlformats.org/officeDocument/2006/math" xmlns:v="urn:schemas-microsoft-com:vml" xmlns:wp14="http://schemas.microsoft.com/office/word/2010/wordprocessingDrawing" xmlns:wp="http://schemas.openxmlformats.org/drawingml/2006/wordprocessingDrawing" xmlns:w10="urn:schemas-microsoft-com:office:word" xmlns:w="http://schemas.openxmlformats.org/wordprocessingml/2006/main" xmlns:w14="http://schemas.microsoft.com/office/word/2010/wordml" xmlns:w15="http://schemas.microsoft.com/office/word/2012/wordml" xmlns:w16cex="http://schemas.microsoft.com/office/word/2018/wordml/cex" xmlns:w16cid="http://schemas.microsoft.com/office/word/2016/wordml/cid" xmlns:w16="http://schemas.microsoft.com/office/word/2018/wordml" xmlns:w16sdtdh="http://schemas.microsoft.com/office/word/2020/wordml/sdtdatahash" xmlns:w16se="http://schemas.microsoft.com/office/word/2015/wordml/symex" xmlns:wpg="http://schemas.microsoft.com/office/word/2010/wordprocessingGroup" xmlns:wpi="http://schemas.microsoft.com/office/word/2010/wordprocessingInk" xmlns:wne="http://schemas.microsoft.com/office/word/2006/wordml" xmlns:wps="http://schemas.microsoft.com/office/word/2010/wordprocessingShape" mc:Ignorable="w14 w15 w16se w16cid w16 w16cex w16sdtdh wp14">
+<w:hdr xmlns:wpc="http://schemas.microsoft.com/office/word/2010/wordprocessingCanvas" xmlns:cx="http://schemas.microsoft.com/office/drawing/2014/chartex" xmlns:cx1="http://schemas.microsoft.com/office/drawing/2015/9/8/chartex" xmlns:cx2="http://schemas.microsoft.com/office/drawing/2015/10/21/chartex" xmlns:cx3="http://schemas.microsoft.com/office/drawing/2016/5/9/chartex" xmlns:cx4="http://schemas.microsoft.com/office/drawing/2016/5/10/chartex" xmlns:cx5="http://schemas.microsoft.com/office/drawing/2016/5/11/chartex" xmlns:cx6="http://schemas.microsoft.com/office/drawing/2016/5/12/chartex" xmlns:cx7="http://schemas.microsoft.com/office/drawing/2016/5/13/chartex" xmlns:cx8="http://schemas.microsoft.com/office/drawing/2016/5/14/chartex" xmlns:mc="http://schemas.openxmlformats.org/markup-compatibility/2006" xmlns:aink="http://schemas.microsoft.com/office/drawing/2016/ink" xmlns:am3d="http://schemas.microsoft.com/office/drawing/2017/model3d" xmlns:o="urn:schemas-microsoft-com:office:office" xmlns:oel="http://schemas.microsoft.com/office/2019/extlst" xmlns:r="http://schemas.openxmlformats.org/officeDocument/2006/relationships" xmlns:m="http://schemas.openxmlformats.org/officeDocument/2006/math" xmlns:v="urn:schemas-microsoft-com:vml" xmlns:wp14="http://schemas.microsoft.com/office/word/2010/wordprocessingDrawing" xmlns:wp="http://schemas.openxmlformats.org/drawingml/2006/wordprocessingDrawing" xmlns:w10="urn:schemas-microsoft-com:office:word" xmlns:w="http://schemas.openxmlformats.org/wordprocessingml/2006/main" xmlns:w14="http://schemas.microsoft.com/office/word/2010/wordml" xmlns:w15="http://schemas.microsoft.com/office/word/2012/wordml" xmlns:w16cex="http://schemas.microsoft.com/office/word/2018/wordml/cex" xmlns:w16cid="http://schemas.microsoft.com/office/word/2016/wordml/cid" xmlns:w16="http://schemas.microsoft.com/office/word/2018/wordml" xmlns:w16du="http://schemas.microsoft.com/office/word/2023/wordml/word16du" xmlns:w16sdtdh="http://schemas.microsoft.com/office/word/2020/wordml/sdtdatahash" xmlns:w16sdtfl="http://schemas.microsoft.com/office/word/2024/wordml/sdtformatlock" xmlns:w16se="http://schemas.microsoft.com/office/word/2015/wordml/symex" xmlns:wpg="http://schemas.microsoft.com/office/word/2010/wordprocessingGroup" xmlns:wpi="http://schemas.microsoft.com/office/word/2010/wordprocessingInk" xmlns:wne="http://schemas.microsoft.com/office/word/2006/wordml" xmlns:wps="http://schemas.microsoft.com/office/word/2010/wordprocessingShape" mc:Ignorable="w14 w15 w16se w16cid w16 w16cex w16sdtdh w16sdtfl w16du wp14">
   <w:p>
     <w:pPr>
       <w:pStyle w:val="Header"/>
@@ -1350,7 +1424,7 @@
     <w:r>
       <w:tab/>
       <w:tab/>
-      <w:t>2026-06-17</w:t>
+      <w:t>2026-06-18</w:t>
       <w:br/>
       <w:br/>
     </w:r>
@@ -1367,7 +1441,7 @@
 </file>
 
 <file path=word/numbering.xml><?xml version="1.0" encoding="utf-8"?>
-<w:numbering xmlns:wpc="http://schemas.microsoft.com/office/word/2010/wordprocessingCanvas" xmlns:cx="http://schemas.microsoft.com/office/drawing/2014/chartex" xmlns:cx1="http://schemas.microsoft.com/office/drawing/2015/9/8/chartex" xmlns:cx2="http://schemas.microsoft.com/office/drawing/2015/10/21/chartex" xmlns:cx3="http://schemas.microsoft.com/office/drawing/2016/5/9/chartex" xmlns:cx4="http://schemas.microsoft.com/office/drawing/2016/5/10/chartex" xmlns:cx5="http://schemas.microsoft.com/office/drawing/2016/5/11/chartex" xmlns:cx6="http://schemas.microsoft.com/office/drawing/2016/5/12/chartex" xmlns:cx7="http://schemas.microsoft.com/office/drawing/2016/5/13/chartex" xmlns:cx8="http://schemas.microsoft.com/office/drawing/2016/5/14/chartex" xmlns:mc="http://schemas.openxmlformats.org/markup-compatibility/2006" xmlns:aink="http://schemas.microsoft.com/office/drawing/2016/ink" xmlns:am3d="http://schemas.microsoft.com/office/drawing/2017/model3d" xmlns:o="urn:schemas-microsoft-com:office:office" xmlns:oel="http://schemas.microsoft.com/office/2019/extlst" xmlns:r="http://schemas.openxmlformats.org/officeDocument/2006/relationships" xmlns:m="http://schemas.openxmlformats.org/officeDocument/2006/math" xmlns:v="urn:schemas-microsoft-com:vml" xmlns:wp14="http://schemas.microsoft.com/office/word/2010/wordprocessingDrawing" xmlns:wp="http://schemas.openxmlformats.org/drawingml/2006/wordprocessingDrawing" xmlns:w10="urn:schemas-microsoft-com:office:word" xmlns:w="http://schemas.openxmlformats.org/wordprocessingml/2006/main" xmlns:w14="http://schemas.microsoft.com/office/word/2010/wordml" xmlns:w15="http://schemas.microsoft.com/office/word/2012/wordml" xmlns:w16cex="http://schemas.microsoft.com/office/word/2018/wordml/cex" xmlns:w16cid="http://schemas.microsoft.com/office/word/2016/wordml/cid" xmlns:w16="http://schemas.microsoft.com/office/word/2018/wordml" xmlns:w16sdtdh="http://schemas.microsoft.com/office/word/2020/wordml/sdtdatahash" xmlns:w16se="http://schemas.microsoft.com/office/word/2015/wordml/symex" xmlns:wpg="http://schemas.microsoft.com/office/word/2010/wordprocessingGroup" xmlns:wpi="http://schemas.microsoft.com/office/word/2010/wordprocessingInk" xmlns:wne="http://schemas.microsoft.com/office/word/2006/wordml" xmlns:wps="http://schemas.microsoft.com/office/word/2010/wordprocessingShape" mc:Ignorable="w14 w15 w16se w16cid w16 w16cex w16sdtdh wp14">
+<w:numbering xmlns:wpc="http://schemas.microsoft.com/office/word/2010/wordprocessingCanvas" xmlns:cx="http://schemas.microsoft.com/office/drawing/2014/chartex" xmlns:cx1="http://schemas.microsoft.com/office/drawing/2015/9/8/chartex" xmlns:cx2="http://schemas.microsoft.com/office/drawing/2015/10/21/chartex" xmlns:cx3="http://schemas.microsoft.com/office/drawing/2016/5/9/chartex" xmlns:cx4="http://schemas.microsoft.com/office/drawing/2016/5/10/chartex" xmlns:cx5="http://schemas.microsoft.com/office/drawing/2016/5/11/chartex" xmlns:cx6="http://schemas.microsoft.com/office/drawing/2016/5/12/chartex" xmlns:cx7="http://schemas.microsoft.com/office/drawing/2016/5/13/chartex" xmlns:cx8="http://schemas.microsoft.com/office/drawing/2016/5/14/chartex" xmlns:mc="http://schemas.openxmlformats.org/markup-compatibility/2006" xmlns:aink="http://schemas.microsoft.com/office/drawing/2016/ink" xmlns:am3d="http://schemas.microsoft.com/office/drawing/2017/model3d" xmlns:o="urn:schemas-microsoft-com:office:office" xmlns:oel="http://schemas.microsoft.com/office/2019/extlst" xmlns:r="http://schemas.openxmlformats.org/officeDocument/2006/relationships" xmlns:m="http://schemas.openxmlformats.org/officeDocument/2006/math" xmlns:v="urn:schemas-microsoft-com:vml" xmlns:wp14="http://schemas.microsoft.com/office/word/2010/wordprocessingDrawing" xmlns:wp="http://schemas.openxmlformats.org/drawingml/2006/wordprocessingDrawing" xmlns:w10="urn:schemas-microsoft-com:office:word" xmlns:w="http://schemas.openxmlformats.org/wordprocessingml/2006/main" xmlns:w14="http://schemas.microsoft.com/office/word/2010/wordml" xmlns:w15="http://schemas.microsoft.com/office/word/2012/wordml" xmlns:w16cex="http://schemas.microsoft.com/office/word/2018/wordml/cex" xmlns:w16cid="http://schemas.microsoft.com/office/word/2016/wordml/cid" xmlns:w16="http://schemas.microsoft.com/office/word/2018/wordml" xmlns:w16du="http://schemas.microsoft.com/office/word/2023/wordml/word16du" xmlns:w16sdtdh="http://schemas.microsoft.com/office/word/2020/wordml/sdtdatahash" xmlns:w16sdtfl="http://schemas.microsoft.com/office/word/2024/wordml/sdtformatlock" xmlns:w16se="http://schemas.microsoft.com/office/word/2015/wordml/symex" xmlns:wpg="http://schemas.microsoft.com/office/word/2010/wordprocessingGroup" xmlns:wpi="http://schemas.microsoft.com/office/word/2010/wordprocessingInk" xmlns:wne="http://schemas.microsoft.com/office/word/2006/wordml" xmlns:wps="http://schemas.microsoft.com/office/word/2010/wordprocessingShape" mc:Ignorable="w14 w15 w16se w16cid w16 w16cex w16sdtdh w16sdtfl w16du wp14">
   <w:abstractNum w:abstractNumId="0" w15:restartNumberingAfterBreak="0">
     <w:nsid w:val="FFFFFF7C"/>
     <w:multiLevelType w:val="singleLevel"/>
@@ -1570,7 +1644,7 @@
 </file>
 
 <file path=word/styles.xml><?xml version="1.0" encoding="utf-8"?>
-<w:styles xmlns:mc="http://schemas.openxmlformats.org/markup-compatibility/2006" xmlns:r="http://schemas.openxmlformats.org/officeDocument/2006/relationships" xmlns:w="http://schemas.openxmlformats.org/wordprocessingml/2006/main" xmlns:w14="http://schemas.microsoft.com/office/word/2010/wordml" xmlns:w15="http://schemas.microsoft.com/office/word/2012/wordml" xmlns:w16cex="http://schemas.microsoft.com/office/word/2018/wordml/cex" xmlns:w16cid="http://schemas.microsoft.com/office/word/2016/wordml/cid" xmlns:w16="http://schemas.microsoft.com/office/word/2018/wordml" xmlns:w16sdtdh="http://schemas.microsoft.com/office/word/2020/wordml/sdtdatahash" xmlns:w16se="http://schemas.microsoft.com/office/word/2015/wordml/symex" mc:Ignorable="w14 w15 w16se w16cid w16 w16cex w16sdtdh">
+<w:styles xmlns:mc="http://schemas.openxmlformats.org/markup-compatibility/2006" xmlns:r="http://schemas.openxmlformats.org/officeDocument/2006/relationships" xmlns:w="http://schemas.openxmlformats.org/wordprocessingml/2006/main" xmlns:w14="http://schemas.microsoft.com/office/word/2010/wordml" xmlns:w15="http://schemas.microsoft.com/office/word/2012/wordml" xmlns:w16cex="http://schemas.microsoft.com/office/word/2018/wordml/cex" xmlns:w16cid="http://schemas.microsoft.com/office/word/2016/wordml/cid" xmlns:w16="http://schemas.microsoft.com/office/word/2018/wordml" xmlns:w16du="http://schemas.microsoft.com/office/word/2023/wordml/word16du" xmlns:w16sdtdh="http://schemas.microsoft.com/office/word/2020/wordml/sdtdatahash" xmlns:w16sdtfl="http://schemas.microsoft.com/office/word/2024/wordml/sdtformatlock" xmlns:w16se="http://schemas.microsoft.com/office/word/2015/wordml/symex" mc:Ignorable="w14 w15 w16se w16cid w16 w16cex w16sdtdh w16sdtfl w16du">
   <w:docDefaults>
     <w:rPrDefault>
       <w:rPr>
@@ -2328,7 +2402,7 @@
     <w:link w:val="TitleChar"/>
     <w:uiPriority w:val="10"/>
     <w:qFormat/>
-    <w:rsid w:val="007106C8"/>
+    <w:rsid w:val="00E854FA"/>
     <w:pPr>
       <w:spacing w:after="300" w:line="240" w:lineRule="auto"/>
       <w:contextualSpacing/>
@@ -2338,7 +2412,7 @@
       <w:rFonts w:eastAsiaTheme="majorEastAsia" w:cstheme="majorBidi"/>
       <w:spacing w:val="5"/>
       <w:kern w:val="28"/>
-      <w:sz w:val="52"/>
+      <w:sz w:val="40"/>
       <w:szCs w:val="52"/>
       <w:lang w:val="sv-SE" w:eastAsia="en-US" w:bidi="ar-SA"/>
     </w:rPr>
@@ -2348,12 +2422,12 @@
     <w:basedOn w:val="DefaultParagraphFont"/>
     <w:link w:val="Title"/>
     <w:uiPriority w:val="10"/>
-    <w:rsid w:val="007106C8"/>
+    <w:rsid w:val="00E854FA"/>
     <w:rPr>
       <w:rFonts w:ascii="Times New Roman" w:eastAsiaTheme="majorEastAsia" w:hAnsi="Times New Roman" w:cstheme="majorBidi"/>
       <w:spacing w:val="5"/>
       <w:kern w:val="28"/>
-      <w:sz w:val="52"/>
+      <w:sz w:val="40"/>
       <w:szCs w:val="52"/>
       <w:lang w:val="sv-SE" w:eastAsia="en-US" w:bidi="ar-SA"/>
     </w:rPr>

--- a/klagomål/A 59052-2025 FSC-klagomål.docx
+++ b/klagomål/A 59052-2025 FSC-klagomål.docx
@@ -1424,7 +1424,7 @@
     <w:r>
       <w:tab/>
       <w:tab/>
-      <w:t>2026-06-18</w:t>
+      <w:t>2026-06-19</w:t>
       <w:br/>
       <w:br/>
     </w:r>

--- a/klagomål/A 59052-2025 FSC-klagomål.docx
+++ b/klagomål/A 59052-2025 FSC-klagomål.docx
@@ -1424,7 +1424,7 @@
     <w:r>
       <w:tab/>
       <w:tab/>
-      <w:t>2026-06-19</w:t>
+      <w:t>2026-06-20</w:t>
       <w:br/>
       <w:br/>
     </w:r>

--- a/klagomål/A 59052-2025 FSC-klagomål.docx
+++ b/klagomål/A 59052-2025 FSC-klagomål.docx
@@ -168,38 +168,7 @@
     </w:p>
     <w:p>
       <w:r>
-        <w:t>Detta dokument behandlar höga naturvärden i avverkningsanmälan A 59052-2025 i Bräcke kommun som inkom 2025-11-27 och omfattar 5,4 ha.</w:t>
-      </w:r>
-    </w:p>
-    <w:p>
-      <w:r>
-        <w:t>Nedan presenteras fynd av naturvårdsarter och fridlysta arter som gjorts i det avverkningsanmälda området, samt relevanta utdrag ur standarderna för FSC, Chain of Custody, Controlled Wood och PEFC. I BILAGA 1 finns artfakta om fridlysta och rödlistade arter.</w:t>
-      </w:r>
-    </w:p>
-    <w:p>
-      <w:r>
-        <w:t>Vi förväntar oss att ni återkommer med ett skriftligt svar på vårt klagomål och även beskriver vilka korrigerande åtgärder ni satt in för att rätta till identifierade brister i er efterlevnad av den svenska FSC standarden.</w:t>
-      </w:r>
-    </w:p>
-    <w:p>
-      <w:pPr>
-        <w:pStyle w:val="Heading1"/>
-      </w:pPr>
-      <w:r>
-        <w:t>Naturvårdsarter</w:t>
-      </w:r>
-    </w:p>
-    <w:p>
-      <w:r>
-        <w:t>I och inom 25 meter från avverkningsanmälan har följande 13 naturvårdsarter hittats: aspgelélav (VU, T), garnlav (VU, T), blanksvart spiklav (NT), kolflarnlav (NT, T), lunglav (NT, T), mörk kolflarnlav (NT), nordtagging (NT), talltagel (NT, T), talltita (NT, §4), tretåig hackspett (NT, T, §4), vedflamlav (NT), vitgrynig nållav (NT) och stor aspticka (S, T). Av dessa är 12 rödlistade. För rödlistade arter har rödlistekategorin angivits inom parentes. Arter som är signalarter enligt Skogsstyrelsen har markerats med (S). Typiska arter inom Natura 2000 som är kopplade till skogsekosystem har markerats med (T). För fridlysta arter anges även paragrafen i Artskyddsförordningen som arten är fridlyst enligt.</w:t>
-      </w:r>
-    </w:p>
-    <w:p>
-      <w:r>
-        <w:t>De påträffade naturvårdsarterna är ett tydligt kvitto på att det rör sig om en skog med höga naturvärden.</w:t>
-      </w:r>
-      <w:r>
-        <w:t xml:space="preserve"> I Figur 1 visas fyndplatser för naturvårdsarter i området, som finns registrerade på Artportalen.</w:t>
+        <w:t>Detta klagomål behandlar höga naturvärden i avverkningsanmälan A 59052-2025 i Bräcke kommun som inkom 2025-11-27 och omfattar 5,4 ha.</w:t>
       </w:r>
     </w:p>
     <w:p>
@@ -247,34 +216,213 @@
         <w:spacing w:after="240"/>
       </w:pPr>
       <w:r>
-        <w:t>Figur 1. Fyndplatser för naturvårdsarter i och inom 25 meter från avverkningsanmälan (röd linje). Markörer utan svart kant är placerade på fyndplatsen. Markörer med svart kant är placerade vid sidan av fyndplatsen och har ett svart streck som visar fyndplatsens exakta position. Kartans mittpunktskoordinat är N 6956196, E 510105 i SWEREF 99 TM.</w:t>
+        <w:t>Figur 1. Fyndplatser för naturvårdsarter i och inom 25 meter från avverkningsanmälan. Markörer utan svart kant är placerade på fyndplatsen. Markörer med svart kant är placerade vid sidan av fyndplatsen har ett svart streck som visar fyndplatsens exakta position. Kartans mittpunktskoordinat är N 6956196, E 510105 i SWEREF 99 TM.</w:t>
+      </w:r>
+    </w:p>
+    <w:p>
+      <w:r>
+        <w:t>I och inom 25 meter från avverkningsanmälan finns fynd av 13 naturvårdsarter, varav 12 är rödlistade, 2 är fridlysta, 7 är typiska (T) och 1 är signalart (S): aspgelélav (VU, T), garnlav (VU, T), blanksvart spiklav (NT), kolflarnlav (NT, T), lunglav (NT, T), mörk kolflarnlav (NT), nordtagging (NT), talltagel (NT, T), talltita (NT, §4), tretåig hackspett (NT, T, §4), vedflamlav (NT), vitgrynig nållav (NT) och stor aspticka (S, T). Se Figur 1.</w:t>
+      </w:r>
+    </w:p>
+    <w:p>
+      <w:r>
+        <w:t>Nedan presenteras relevanta utdrag ur standarderna för FSC, Chain of Custody, Controlled Wood och PEFC.</w:t>
+      </w:r>
+    </w:p>
+    <w:p>
+      <w:r>
+        <w:t>Vi förväntar oss att ni återkommer med ett skriftligt svar på vårt klagomål och även beskriver vilka korrigerande åtgärder ni satt in för att rätta till identifierade brister i er efterlevnad av den svenska FSC standarden.</w:t>
       </w:r>
     </w:p>
     <w:p>
       <w:pPr>
-        <w:pStyle w:val="Heading2"/>
+        <w:pStyle w:val="Heading1"/>
       </w:pPr>
       <w:r>
-        <w:t>Fridlysta arter</w:t>
+        <w:t>Naturvårdsarter och fridlysta arter</w:t>
       </w:r>
     </w:p>
     <w:p>
       <w:r>
-        <w:t>Följande fridlysta arter har sina livsmiljöer och växtplatser i den avverkningsanmälda skogen: talltita (NT, §4) och tretåig hackspett (NT, T, §4).</w:t>
+        <w:t>Nedan följer beskrivningar av de naturvårdsarter och fridlysta arter som har sina livsmiljöer och växtplatser i den avverkningsanmälda skogen. Se även ytterligare artfakta i BILAGA 1. De påträffade naturvårdsarterna är ett tydligt kvitto på att det rör sig om en skog med höga naturvärden.</w:t>
       </w:r>
     </w:p>
     <w:p>
-      <w:r>
-        <w:t xml:space="preserve">Observera att medlemsländerna är skyldiga att agera i enlighet med EU:s fågeldirektiv där det uttryckligen står att direktivet gäller för fåglar samt för deras ägg, bon och </w:t>
-      </w:r>
       <w:r>
         <w:rPr>
           <w:b/>
         </w:rPr>
-        <w:t xml:space="preserve">livsmiljöer </w:t>
-      </w:r>
-      <w:r>
-        <w:t>(artikel 1). Vidare att de åtgärder som vidtas inte får leda till en försämring av den nuvarande situationen beträffande bevarandet av de fågelarter som avses i artikel 1 (artikel 13). Fågeldirektivet är styrande för tillsynsansvariga myndigheters ärendehantering, ställningstaganden och beslutsfattande.</w:t>
+        <w:t>Aspgelélav (VU)</w:t>
+      </w:r>
+      <w:r>
+        <w:t xml:space="preserve"> växer praktiskt taget enbart på asp i skog med hög luftfuktighet. Aspgelélav missgynnas vid slutavverkning. I norra Sverige hotas arten genom slutavverkning av äldre barrskog med åldriga aspar, ofta på skogsbergens sluttningar. Arten försvinner på aspar som lämnas kvar på hyggen. Aspgelélav (VU) är typisk art för </w:t>
+      </w:r>
+      <w:r>
+        <w:rPr>
+          <w:i/>
+        </w:rPr>
+        <w:t>9010 Taiga</w:t>
+      </w:r>
+      <w:r>
+        <w:t xml:space="preserve"> (SLU Artdatabanken, 2024).</w:t>
+      </w:r>
+    </w:p>
+    <w:p>
+      <w:r>
+        <w:rPr>
+          <w:b/>
+        </w:rPr>
+        <w:t>Garnlav (VU)</w:t>
+      </w:r>
+      <w:r>
+        <w:t xml:space="preserve"> är en utpräglad barrskogsart som ibland kan drapera träden i norrländska grannaturskogar med hög luftfuktighet. Den förekommer även i talldominerade bestånd där den, förutom i trädens grenverk, påträffas hängande över ojämnheter i tallbarken. Arten har minskat starkt i södra och mellersta Sverige och den minskar även i sitt nordliga utbredningsområde. Minskningstakten uppgår till 30 (20–50) % inom 50 år och överstiger gränsvärdet för Sårbar (VU). Orsaken till tillbakagången beror främst på slutavverkningar av naturskogsartade skogar. Bestånd med riklig förekomst bör regelmässigt sparas, vilket även gynnar flera andra sällsynta och rödlistade arter. Garnlav är värdväxt för den mycket sällsynta och akut hotade fjärilen barrskogslavfly (CR) som hör hemma i boreala barrskogar med riklig förekomst av värdväxten. Tidigare kunde arten konstateras årligen på flera platser vid Dala-Floda i Dalarna innan lokalerna kalavverkades. Senaste fyndet i landet av barrskogslavfly är från år 2000 då den påträffades vid Högberget i Sollefteå kommun. Garnlav är typisk art för </w:t>
+      </w:r>
+      <w:r>
+        <w:rPr>
+          <w:i/>
+        </w:rPr>
+        <w:t xml:space="preserve">9010 Taiga </w:t>
+      </w:r>
+      <w:r>
+        <w:t>och</w:t>
+      </w:r>
+      <w:r>
+        <w:rPr>
+          <w:i/>
+        </w:rPr>
+        <w:t xml:space="preserve"> 9070 Trädklädd betesmark</w:t>
+      </w:r>
+      <w:r>
+        <w:t xml:space="preserve"> (SLU Artdatabanken, 2026).</w:t>
+      </w:r>
+    </w:p>
+    <w:p>
+      <w:r>
+        <w:rPr>
+          <w:b/>
+        </w:rPr>
+        <w:t>Blanksvart spiklav (NT)</w:t>
+      </w:r>
+      <w:r>
+        <w:t xml:space="preserve"> förekommer på torr, hård, gammal kärnved men även på äldre ytved av tall i naturskogsartade bestånd med begränsad brandpåverkan och ostörd hydrologi. Skogsbruksåtgärder på eller i närheten av lokaler med blanksvart spiklav utgör ett hot. Naturskogsartade öppna tall- och barrblandskogar med blanksvart spiklav indikerar höga biologiska värden och bör bevaras (SLU Artdatabanken, 2024).</w:t>
+      </w:r>
+    </w:p>
+    <w:p>
+      <w:r>
+        <w:rPr>
+          <w:b/>
+        </w:rPr>
+        <w:t>Kolflarnlav (NT)</w:t>
+      </w:r>
+      <w:r>
+        <w:t xml:space="preserve"> är brandberoende och växer nästan uteslutande på kolad hård kärnved av tall. Etableringen verkar ske först 100–300 år efter brand och nytt substrat nybildas i mycket begränsad omfattning. Avverkning av tallskog av naturskogskaraktär med spår av återkommande bränder är ett hot och mängden lämplig ved att växa på för arten minskar dels på grund av naturlig nedbrytning men framförallt på grund av att det förstörs i samband med slutavverkningar, gallringar och markberedning. Såväl kolflarnlav som mörk kolflarnlav har glänsande bålfjäll och förekommer främst i tall- och blandbarrskogar av naturskogskaraktär med spår av återkommande bränder. Skogar som dessa hyser höga biologiska värden och bör skyddas. Kolflarnlav är typisk art för </w:t>
+      </w:r>
+      <w:r>
+        <w:rPr>
+          <w:i/>
+        </w:rPr>
+        <w:t>9010 Taiga</w:t>
+      </w:r>
+      <w:r>
+        <w:t xml:space="preserve"> (SLU Artdatabanken, 2024).</w:t>
+      </w:r>
+    </w:p>
+    <w:p>
+      <w:r>
+        <w:rPr>
+          <w:b/>
+        </w:rPr>
+        <w:t>Lunglav (NT)</w:t>
+      </w:r>
+      <w:r>
+        <w:t xml:space="preserve"> är en av vårt lands främsta signalarter som överallt indikerar gamla lövträd, skogsbestånd med höga naturvärden och ekosystem med långskoglig kontinuitet. Lokalt kan förekomsten vara mycket riklig men den hittas nästan enbart i gamla och ej slutavverkade skogar. Artens samtliga förekomster bör uppmärksammas från naturvårdssynpunkt, då många lokaler även hyser andra ovanliga och rödlistade arter. Rikliga förekomster bör skyddas med biotopskydd, frivilliga avsättningar eller reservat. På lunglav kan de sällsynta lavparasiterna lunglavshårprick (CR), </w:t>
+      </w:r>
+      <w:r>
+        <w:rPr>
+          <w:i/>
+        </w:rPr>
+        <w:t>Abrothallus diederichii</w:t>
+      </w:r>
+      <w:r>
+        <w:t xml:space="preserve"> (VU), </w:t>
+      </w:r>
+      <w:r>
+        <w:rPr>
+          <w:i/>
+        </w:rPr>
+        <w:t>Abrothallus lobariae</w:t>
+      </w:r>
+      <w:r>
+        <w:t xml:space="preserve"> (VU), </w:t>
+      </w:r>
+      <w:r>
+        <w:rPr>
+          <w:i/>
+        </w:rPr>
+        <w:t>Calycina lobariae</w:t>
+      </w:r>
+      <w:r>
+        <w:t xml:space="preserve"> (VU), lunglavsknapp (VU) och skrovelmössing (VU) påträffas. Lunglav är typisk art för </w:t>
+      </w:r>
+      <w:r>
+        <w:rPr>
+          <w:i/>
+        </w:rPr>
+        <w:t>9010 Taiga, 9020 Nordlig ädellövskog, 9110 Näringsfattig bokskog, 9130 Näringsrik bokskog, 9160 Näringsrik ekskog, 9180 Ädellövskog i branter, 9190 Näringsfattig ekskog, 9070 Trädklädd betesmark, 9040 Fjällbjörkskog</w:t>
+      </w:r>
+      <w:r>
+        <w:t xml:space="preserve"> och</w:t>
+      </w:r>
+      <w:r>
+        <w:rPr>
+          <w:i/>
+        </w:rPr>
+        <w:t xml:space="preserve"> 6530 Lövängar</w:t>
+      </w:r>
+      <w:r>
+        <w:t xml:space="preserve"> (SLU Artdatabanken, 2026; Nitare &amp; Skogsstyrelsen, 2019).</w:t>
+      </w:r>
+    </w:p>
+    <w:p>
+      <w:r>
+        <w:rPr>
+          <w:b/>
+        </w:rPr>
+        <w:t>Mörk kolflarnlav (NT)</w:t>
+      </w:r>
+      <w:r>
+        <w:t xml:space="preserve"> är brandberoende och växer nästan uteslutande på kolad hård kärnved av tall. Arten förekommer främst i glesa, öppna tall- och blandbarrskogar av naturskogskaraktär och etableringen verkar ske sent efter brand, kanske först efter 100–300 år. Mörk kolflarnlav indikerar skog med höga naturvärden och vanligast är att den påträffas på rester av nedbrunna torrakor och högstubbar och lågstubbar som är så grova att hela innandömet är urbränt. Tall- och blandbarrskogar av naturskogskaraktär med spår av återkommande bränder hyser höga biologiska värden och bör skyddas (SLU Artdatabanken, 2024).</w:t>
+      </w:r>
+    </w:p>
+    <w:p>
+      <w:r>
+        <w:rPr>
+          <w:b/>
+        </w:rPr>
+        <w:t>Nordtagging (NT)</w:t>
+      </w:r>
+      <w:r>
+        <w:t xml:space="preserve"> växer främst på tallågor av grövre dimensioner och påträffas huvudsakligen i äldre skog som inte kalavverkats. Nordtaggingen missgynnas av att områden med äldre tallskog har minskat starkt. Bekämpning av skogsbränder, samtidigt som skogsbruket omvandlar naturligt glesa tallbestånd till likartade och betydligt tätare bestånd, har missgynnat arten. Bristen på gamla tallågor utgör på sikt ett allvarligt hot och återskapandet av lämpliga biotoper tar mycket lång tid. Områden med olikåldriga bestånd av tall och med stort inslag av äldre träd bör undantas från skoglig produktion (SLU Artdatabanken, 2024).</w:t>
+      </w:r>
+    </w:p>
+    <w:p>
+      <w:r>
+        <w:rPr>
+          <w:b/>
+        </w:rPr>
+        <w:t>Talltagel (NT)</w:t>
+      </w:r>
+      <w:r>
+        <w:t xml:space="preserve"> är en boreal art som förekommer på tall i äldre, öppna tallskogar. Den påverkas negativt av brist på kontinuitetsskog och minskningstakten bedöms vara nära gränsvärdet för Sårbar (VU). Talltagel är typisk art för </w:t>
+      </w:r>
+      <w:r>
+        <w:rPr>
+          <w:i/>
+        </w:rPr>
+        <w:t>9010 Taiga</w:t>
+      </w:r>
+      <w:r>
+        <w:t xml:space="preserve"> (SLU Artdatabanken, 2026).</w:t>
       </w:r>
     </w:p>
     <w:p>
@@ -319,35 +467,22 @@
     </w:p>
     <w:p>
       <w:r>
-        <w:t>I BILAGA 1 finns mer detaljerad information om ekologi samt krav på livsmiljö hos fridlysta arter.</w:t>
-      </w:r>
-    </w:p>
-    <w:p>
-      <w:pPr>
-        <w:pStyle w:val="Heading2"/>
-      </w:pPr>
-      <w:r>
-        <w:t>Övriga naturvårdsarter</w:t>
-      </w:r>
-    </w:p>
-    <w:p>
-      <w:r>
         <w:rPr>
           <w:b/>
         </w:rPr>
-        <w:t>Aspgelélav (VU)</w:t>
-      </w:r>
-      <w:r>
-        <w:t xml:space="preserve"> växer praktiskt taget enbart på asp i skog med hög luftfuktighet. Aspgelélav missgynnas vid slutavverkning. I norra Sverige hotas arten genom slutavverkning av äldre barrskog med åldriga aspar, ofta på skogsbergens sluttningar. Arten försvinner på aspar som lämnas kvar på hyggen. Aspgelélav (VU) är typisk art för </w:t>
+        <w:t>Vedflamlav (NT)</w:t>
+      </w:r>
+      <w:r>
+        <w:t xml:space="preserve"> växer på gammal hård och torr, exponerad kärnved av tall, främst på högstubbar i ljusöppna lägen, t.ex. vid och på myrar, sjökanter, i glesa hällmarkskogar och i brandpräglade tallnaturskogar. Substratet nyskapas i begränsad omfattning och arten är en utmärkt indikator på höga naturvärden i denna skogstyp. Tall- och barrblandskogar med naturskogskaraktär och spår av bränder har ofta höga biologiska värden och bör skyddas. På vedflamlavens bål kan den sällsynta spiklaven/parasiten </w:t>
       </w:r>
       <w:r>
         <w:rPr>
           <w:i/>
         </w:rPr>
-        <w:t>9010 Taiga</w:t>
-      </w:r>
-      <w:r>
-        <w:t xml:space="preserve"> (SLU Artdatabanken, 2024).</w:t>
+        <w:t>Calicium ramboldiicola</w:t>
+      </w:r>
+      <w:r>
+        <w:t xml:space="preserve"> (VU) påträffas (SLU Artdatabanken, 2026).</w:t>
       </w:r>
     </w:p>
     <w:p>
@@ -355,10 +490,10 @@
         <w:rPr>
           <w:b/>
         </w:rPr>
-        <w:t>Blanksvart spiklav (NT)</w:t>
-      </w:r>
-      <w:r>
-        <w:t xml:space="preserve"> förekommer på torr, hård, gammal kärnved men även på äldre ytved av tall i naturskogsartade bestånd med begränsad brandpåverkan och ostörd hydrologi. Skogsbruksåtgärder på eller i närheten av lokaler med blanksvart spiklav utgör ett hot. Naturskogsartade öppna tall- och barrblandskogar med blanksvart spiklav indikerar höga biologiska värden och bör bevaras (SLU Artdatabanken, 2024).</w:t>
+        <w:t>Vitgrynig nållav (NT)</w:t>
+      </w:r>
+      <w:r>
+        <w:t xml:space="preserve"> växer nästan uteslutande på bark av gamla, senvuxna granar i skuggiga lägen med hög och jämn luftfuktighet. Den vanligaste naturtypen för arten är kontinuitetsskogar på frisk mark men den finns också i sumpgranskogar. På lång sikt utgör avverkningar av olikåldriga granskogar av naturskogskaraktär ett allvarligt hot mot arten och skogsbruksåtgärder på eller i närheten av växtplatserna bör undvikas. Naturskogsartade, fuktiga granskogar med förekomster av arten signalerar höga biologiska värden och bör bevaras (SLU Artdatabanken, 2024; Nitare &amp; Skogsstyrelsen, 2019).</w:t>
       </w:r>
     </w:p>
     <w:p>
@@ -366,10 +501,10 @@
         <w:rPr>
           <w:b/>
         </w:rPr>
-        <w:t>Garnlav (VU)</w:t>
-      </w:r>
-      <w:r>
-        <w:t xml:space="preserve"> är en utpräglad barrskogsart som ibland kan drapera träden i norrländska grannaturskogar med hög luftfuktighet. Den förekommer även i talldominerade bestånd där den, förutom i trädens grenverk, påträffas hängande över ojämnheter i tallbarken. Arten har minskat starkt i södra och mellersta Sverige och den minskar även i sitt nordliga utbredningsområde. Minskningstakten uppgår till 30 (20–50) % inom 50 år och överstiger gränsvärdet för Sårbar (VU). Orsaken till tillbakagången beror främst på slutavverkningar av naturskogsartade skogar. Bestånd med riklig förekomst bör regelmässigt sparas, vilket även gynnar flera andra sällsynta och rödlistade arter. Garnlav är värdväxt för den mycket sällsynta och akut hotade fjärilen barrskogslavfly (CR) som hör hemma i boreala barrskogar med riklig förekomst av värdväxten. Tidigare kunde arten konstateras årligen på flera platser vid Dala-Floda i Dalarna innan lokalerna kalavverkades. Senaste fyndet i landet av barrskogslavfly är från år 2000 då den påträffades vid Högberget i Sollefteå kommun. Garnlav är typisk art för </w:t>
+        <w:t>Stor aspticka</w:t>
+      </w:r>
+      <w:r>
+        <w:t xml:space="preserve"> är knuten till gamla levande aspar och orsakar karaktäristiska inbuktningar i stammen (så kallad nekroser). Slutavverknings- och gallringsåtgärder i löv- och blandskogsbestånd som innebär att tillgången på grov asp minskar är ett hot mot arten. Det är viktigt att äldre aspar och aspbestånd sparas och för att gynna arten på sikt bör aspinslagen i t.ex. bergbranter, raviner, skogsbryn och kring äldre odlingsmarker generellt sparas i större utsträckning än vad som görs idag. Stor aspticka är typisk art för </w:t>
       </w:r>
       <w:r>
         <w:rPr>
@@ -378,133 +513,6 @@
         <w:t xml:space="preserve">9010 Taiga </w:t>
       </w:r>
       <w:r>
-        <w:t>och</w:t>
-      </w:r>
-      <w:r>
-        <w:rPr>
-          <w:i/>
-        </w:rPr>
-        <w:t xml:space="preserve"> 9070 Trädklädd betesmark</w:t>
-      </w:r>
-      <w:r>
-        <w:t xml:space="preserve"> (SLU Artdatabanken, 2026).</w:t>
-      </w:r>
-    </w:p>
-    <w:p>
-      <w:r>
-        <w:rPr>
-          <w:b/>
-        </w:rPr>
-        <w:t>Kolflarnlav (NT)</w:t>
-      </w:r>
-      <w:r>
-        <w:t xml:space="preserve"> är brandberoende och växer nästan uteslutande på kolad hård kärnved av tall. Etableringen verkar ske först 100–300 år efter brand och nytt substrat nybildas i mycket begränsad omfattning. Avverkning av tallskog av naturskogskaraktär med spår av återkommande bränder är ett hot och mängden lämplig ved att växa på för arten minskar dels på grund av naturlig nedbrytning men framförallt på grund av att det förstörs i samband med slutavverkningar, gallringar och markberedning. Såväl kolflarnlav som mörk kolflarnlav har glänsande bålfjäll och förekommer främst i tall- och blandbarrskogar av naturskogskaraktär med spår av återkommande bränder. Skogar som dessa hyser höga biologiska värden och bör skyddas. Kolflarnlav är typisk art för </w:t>
-      </w:r>
-      <w:r>
-        <w:rPr>
-          <w:i/>
-        </w:rPr>
-        <w:t>9010 Taiga</w:t>
-      </w:r>
-      <w:r>
-        <w:t xml:space="preserve"> (SLU Artdatabanken, 2024).</w:t>
-      </w:r>
-    </w:p>
-    <w:p>
-      <w:r>
-        <w:rPr>
-          <w:b/>
-        </w:rPr>
-        <w:t>Lunglav (NT)</w:t>
-      </w:r>
-      <w:r>
-        <w:t xml:space="preserve"> är en av vårt lands främsta signalarter som överallt indikerar gamla lövträd, skogsbestånd med höga naturvärden och ekosystem med långskoglig kontinuitet. Lokalt kan förekomsten vara mycket riklig men den hittas nästan enbart i gamla och ej slutavverkade skogar. Artens samtliga förekomster bör uppmärksammas från naturvårdssynpunkt, då många lokaler även hyser andra ovanliga och rödlistade arter. Rikliga förekomster bör skyddas med biotopskydd, frivilliga avsättningar eller reservat. På lunglav kan de sällsynta lavparasiterna lunglavshårprick (CR), </w:t>
-      </w:r>
-      <w:r>
-        <w:rPr>
-          <w:i/>
-        </w:rPr>
-        <w:t>Abrothallus diederichii</w:t>
-      </w:r>
-      <w:r>
-        <w:t xml:space="preserve"> (VU), </w:t>
-      </w:r>
-      <w:r>
-        <w:rPr>
-          <w:i/>
-        </w:rPr>
-        <w:t>Abrothallus lobariae</w:t>
-      </w:r>
-      <w:r>
-        <w:t xml:space="preserve"> (VU), </w:t>
-      </w:r>
-      <w:r>
-        <w:rPr>
-          <w:i/>
-        </w:rPr>
-        <w:t>Calycina lobariae</w:t>
-      </w:r>
-      <w:r>
-        <w:t xml:space="preserve"> (VU), lunglavsknapp (VU) och skrovelmössing (VU) påträffas. Lunglav är typisk art för </w:t>
-      </w:r>
-      <w:r>
-        <w:rPr>
-          <w:i/>
-        </w:rPr>
-        <w:t>9010 Taiga, 9020 Nordlig ädellövskog, 9110 Näringsfattig bokskog, 9130 Näringsrik bokskog, 9160 Näringsrik ekskog, 9180 Ädellövskog i branter, 9190 Näringsfattig ekskog, 9070 Trädklädd betesmark, 9040 Fjällbjörkskog</w:t>
-      </w:r>
-      <w:r>
-        <w:t xml:space="preserve"> och</w:t>
-      </w:r>
-      <w:r>
-        <w:rPr>
-          <w:i/>
-        </w:rPr>
-        <w:t xml:space="preserve"> 6530 Lövängar</w:t>
-      </w:r>
-      <w:r>
-        <w:t xml:space="preserve"> (SLU Artdatabanken, 2026; Nitare &amp; Skogsstyrelsen, 2019).</w:t>
-      </w:r>
-    </w:p>
-    <w:p>
-      <w:r>
-        <w:rPr>
-          <w:b/>
-        </w:rPr>
-        <w:t>Mörk kolflarnlav (NT)</w:t>
-      </w:r>
-      <w:r>
-        <w:t xml:space="preserve"> är brandberoende och växer nästan uteslutande på kolad hård kärnved av tall. Arten förekommer främst i glesa, öppna tall- och blandbarrskogar av naturskogskaraktär och etableringen verkar ske sent efter brand, kanske först efter 100–300 år. Mörk kolflarnlav indikerar skog med höga naturvärden och vanligast är att den påträffas på rester av nedbrunna torrakor och högstubbar och lågstubbar som är så grova att hela innandömet är urbränt. Tall- och blandbarrskogar av naturskogskaraktär med spår av återkommande bränder hyser höga biologiska värden och bör skyddas (SLU Artdatabanken, 2024).</w:t>
-      </w:r>
-    </w:p>
-    <w:p>
-      <w:r>
-        <w:rPr>
-          <w:b/>
-        </w:rPr>
-        <w:t>Nordtagging (NT)</w:t>
-      </w:r>
-      <w:r>
-        <w:t xml:space="preserve"> växer främst på tallågor av grövre dimensioner och påträffas huvudsakligen i äldre skog som inte kalavverkats. Nordtaggingen missgynnas av att områden med äldre tallskog har minskat starkt. Bekämpning av skogsbränder, samtidigt som skogsbruket omvandlar naturligt glesa tallbestånd till likartade och betydligt tätare bestånd, har missgynnat arten. Bristen på gamla tallågor utgör på sikt ett allvarligt hot och återskapandet av lämpliga biotoper tar mycket lång tid. Områden med olikåldriga bestånd av tall och med stort inslag av äldre träd bör undantas från skoglig produktion (SLU Artdatabanken, 2024).</w:t>
-      </w:r>
-    </w:p>
-    <w:p>
-      <w:r>
-        <w:rPr>
-          <w:b/>
-        </w:rPr>
-        <w:t>Stor aspticka</w:t>
-      </w:r>
-      <w:r>
-        <w:t xml:space="preserve"> är knuten till gamla levande aspar och orsakar karaktäristiska inbuktningar i stammen (så kallad nekroser). Slutavverknings- och gallringsåtgärder i löv- och blandskogsbestånd som innebär att tillgången på grov asp minskar är ett hot mot arten. Det är viktigt att äldre aspar och aspbestånd sparas och för att gynna arten på sikt bör aspinslagen i t.ex. bergbranter, raviner, skogsbryn och kring äldre odlingsmarker generellt sparas i större utsträckning än vad som görs idag. Stor aspticka är typisk art för </w:t>
-      </w:r>
-      <w:r>
-        <w:rPr>
-          <w:i/>
-        </w:rPr>
-        <w:t xml:space="preserve">9010 Taiga </w:t>
-      </w:r>
-      <w:r>
         <w:t xml:space="preserve">och </w:t>
       </w:r>
       <w:r>
@@ -515,57 +523,6 @@
       </w:r>
       <w:r>
         <w:t xml:space="preserve"> (SLU Artdatabanken, 2024; Nitare &amp; Skogsstyrelsen, 2019).</w:t>
-      </w:r>
-    </w:p>
-    <w:p>
-      <w:r>
-        <w:rPr>
-          <w:b/>
-        </w:rPr>
-        <w:t>Talltagel (NT)</w:t>
-      </w:r>
-      <w:r>
-        <w:t xml:space="preserve"> är en boreal art som förekommer på tall i äldre, öppna tallskogar. Den påverkas negativt av brist på kontinuitetsskog och minskningstakten bedöms vara nära gränsvärdet för Sårbar (VU). Talltagel är typisk art för </w:t>
-      </w:r>
-      <w:r>
-        <w:rPr>
-          <w:i/>
-        </w:rPr>
-        <w:t>9010 Taiga</w:t>
-      </w:r>
-      <w:r>
-        <w:t xml:space="preserve"> (SLU Artdatabanken, 2026).</w:t>
-      </w:r>
-    </w:p>
-    <w:p>
-      <w:r>
-        <w:rPr>
-          <w:b/>
-        </w:rPr>
-        <w:t>Vedflamlav (NT)</w:t>
-      </w:r>
-      <w:r>
-        <w:t xml:space="preserve"> växer på gammal hård och torr, exponerad kärnved av tall, främst på högstubbar i ljusöppna lägen, t.ex. vid och på myrar, sjökanter, i glesa hällmarkskogar och i brandpräglade tallnaturskogar. Substratet nyskapas i begränsad omfattning och arten är en utmärkt indikator på höga naturvärden i denna skogstyp. Tall- och barrblandskogar med naturskogskaraktär och spår av bränder har ofta höga biologiska värden och bör skyddas. På vedflamlavens bål kan den sällsynta spiklaven/parasiten </w:t>
-      </w:r>
-      <w:r>
-        <w:rPr>
-          <w:i/>
-        </w:rPr>
-        <w:t>Calicium ramboldiicola</w:t>
-      </w:r>
-      <w:r>
-        <w:t xml:space="preserve"> (VU) påträffas (SLU Artdatabanken, 2026).</w:t>
-      </w:r>
-    </w:p>
-    <w:p>
-      <w:r>
-        <w:rPr>
-          <w:b/>
-        </w:rPr>
-        <w:t>Vitgrynig nållav (NT)</w:t>
-      </w:r>
-      <w:r>
-        <w:t xml:space="preserve"> växer nästan uteslutande på bark av gamla, senvuxna granar i skuggiga lägen med hög och jämn luftfuktighet. Den vanligaste naturtypen för arten är kontinuitetsskogar på frisk mark men den finns också i sumpgranskogar. På lång sikt utgör avverkningar av olikåldriga granskogar av naturskogskaraktär ett allvarligt hot mot arten och skogsbruksåtgärder på eller i närheten av växtplatserna bör undvikas. Naturskogsartade, fuktiga granskogar med förekomster av arten signalerar höga biologiska värden och bör bevaras (SLU Artdatabanken, 2024; Nitare &amp; Skogsstyrelsen, 2019).</w:t>
       </w:r>
     </w:p>
     <w:p>
@@ -1424,7 +1381,7 @@
     <w:r>
       <w:tab/>
       <w:tab/>
-      <w:t>2026-06-20</w:t>
+      <w:t>2026-06-21</w:t>
       <w:br/>
       <w:br/>
     </w:r>

--- a/klagomål/A 59052-2025 FSC-klagomål.docx
+++ b/klagomål/A 59052-2025 FSC-klagomål.docx
@@ -1381,7 +1381,7 @@
     <w:r>
       <w:tab/>
       <w:tab/>
-      <w:t>2026-06-21</w:t>
+      <w:t>2026-06-22</w:t>
       <w:br/>
       <w:br/>
     </w:r>

--- a/klagomål/A 59052-2025 FSC-klagomål.docx
+++ b/klagomål/A 59052-2025 FSC-klagomål.docx
@@ -1381,7 +1381,7 @@
     <w:r>
       <w:tab/>
       <w:tab/>
-      <w:t>2026-06-22</w:t>
+      <w:t>2026-06-23</w:t>
       <w:br/>
       <w:br/>
     </w:r>

--- a/klagomål/A 59052-2025 FSC-klagomål.docx
+++ b/klagomål/A 59052-2025 FSC-klagomål.docx
@@ -1381,7 +1381,7 @@
     <w:r>
       <w:tab/>
       <w:tab/>
-      <w:t>2026-06-23</w:t>
+      <w:t>2026-06-24</w:t>
       <w:br/>
       <w:br/>
     </w:r>

--- a/klagomål/A 59052-2025 FSC-klagomål.docx
+++ b/klagomål/A 59052-2025 FSC-klagomål.docx
@@ -1381,7 +1381,7 @@
     <w:r>
       <w:tab/>
       <w:tab/>
-      <w:t>2026-06-24</w:t>
+      <w:t>2026-06-25</w:t>
       <w:br/>
       <w:br/>
     </w:r>

--- a/klagomål/A 59052-2025 FSC-klagomål.docx
+++ b/klagomål/A 59052-2025 FSC-klagomål.docx
@@ -1381,7 +1381,7 @@
     <w:r>
       <w:tab/>
       <w:tab/>
-      <w:t>2026-06-25</w:t>
+      <w:t>2026-06-26</w:t>
       <w:br/>
       <w:br/>
     </w:r>

--- a/klagomål/A 59052-2025 FSC-klagomål.docx
+++ b/klagomål/A 59052-2025 FSC-klagomål.docx
@@ -1381,7 +1381,7 @@
     <w:r>
       <w:tab/>
       <w:tab/>
-      <w:t>2026-06-26</w:t>
+      <w:t>2026-06-27</w:t>
       <w:br/>
       <w:br/>
     </w:r>

--- a/klagomål/A 59052-2025 FSC-klagomål.docx
+++ b/klagomål/A 59052-2025 FSC-klagomål.docx
@@ -1381,7 +1381,7 @@
     <w:r>
       <w:tab/>
       <w:tab/>
-      <w:t>2026-06-27</w:t>
+      <w:t>2026-06-28</w:t>
       <w:br/>
       <w:br/>
     </w:r>

--- a/klagomål/A 59052-2025 FSC-klagomål.docx
+++ b/klagomål/A 59052-2025 FSC-klagomål.docx
@@ -1381,7 +1381,7 @@
     <w:r>
       <w:tab/>
       <w:tab/>
-      <w:t>2026-06-28</w:t>
+      <w:t>2026-06-29</w:t>
       <w:br/>
       <w:br/>
     </w:r>

--- a/klagomål/A 59052-2025 FSC-klagomål.docx
+++ b/klagomål/A 59052-2025 FSC-klagomål.docx
@@ -1381,7 +1381,7 @@
     <w:r>
       <w:tab/>
       <w:tab/>
-      <w:t>2026-06-29</w:t>
+      <w:t>2026-06-30</w:t>
       <w:br/>
       <w:br/>
     </w:r>

--- a/klagomål/A 59052-2025 FSC-klagomål.docx
+++ b/klagomål/A 59052-2025 FSC-klagomål.docx
@@ -1381,7 +1381,7 @@
     <w:r>
       <w:tab/>
       <w:tab/>
-      <w:t>2026-06-30</w:t>
+      <w:t>2026-07-01</w:t>
       <w:br/>
       <w:br/>
     </w:r>

--- a/klagomål/A 59052-2025 FSC-klagomål.docx
+++ b/klagomål/A 59052-2025 FSC-klagomål.docx
@@ -1381,7 +1381,7 @@
     <w:r>
       <w:tab/>
       <w:tab/>
-      <w:t>2026-07-01</w:t>
+      <w:t>2026-07-02</w:t>
       <w:br/>
       <w:br/>
     </w:r>

--- a/klagomål/A 59052-2025 FSC-klagomål.docx
+++ b/klagomål/A 59052-2025 FSC-klagomål.docx
@@ -1381,7 +1381,7 @@
     <w:r>
       <w:tab/>
       <w:tab/>
-      <w:t>2026-07-13</w:t>
+      <w:t>2026-07-14</w:t>
       <w:br/>
       <w:br/>
     </w:r>

--- a/klagomål/A 59052-2025 FSC-klagomål.docx
+++ b/klagomål/A 59052-2025 FSC-klagomål.docx
@@ -1381,7 +1381,7 @@
     <w:r>
       <w:tab/>
       <w:tab/>
-      <w:t>2026-07-14</w:t>
+      <w:t>2026-07-15</w:t>
       <w:br/>
       <w:br/>
     </w:r>

--- a/klagomål/A 59052-2025 FSC-klagomål.docx
+++ b/klagomål/A 59052-2025 FSC-klagomål.docx
@@ -1381,7 +1381,7 @@
     <w:r>
       <w:tab/>
       <w:tab/>
-      <w:t>2026-07-15</w:t>
+      <w:t>2026-07-16</w:t>
       <w:br/>
       <w:br/>
     </w:r>

--- a/klagomål/A 59052-2025 FSC-klagomål.docx
+++ b/klagomål/A 59052-2025 FSC-klagomål.docx
@@ -1381,7 +1381,7 @@
     <w:r>
       <w:tab/>
       <w:tab/>
-      <w:t>2026-07-16</w:t>
+      <w:t>2026-07-17</w:t>
       <w:br/>
       <w:br/>
     </w:r>

--- a/klagomål/A 59052-2025 FSC-klagomål.docx
+++ b/klagomål/A 59052-2025 FSC-klagomål.docx
@@ -1381,7 +1381,7 @@
     <w:r>
       <w:tab/>
       <w:tab/>
-      <w:t>2026-07-17</w:t>
+      <w:t>2026-07-18</w:t>
       <w:br/>
       <w:br/>
     </w:r>

--- a/klagomål/A 59052-2025 FSC-klagomål.docx
+++ b/klagomål/A 59052-2025 FSC-klagomål.docx
@@ -1381,7 +1381,7 @@
     <w:r>
       <w:tab/>
       <w:tab/>
-      <w:t>2026-07-18</w:t>
+      <w:t>2026-07-19</w:t>
       <w:br/>
       <w:br/>
     </w:r>

--- a/klagomål/A 59052-2025 FSC-klagomål.docx
+++ b/klagomål/A 59052-2025 FSC-klagomål.docx
@@ -1381,7 +1381,7 @@
     <w:r>
       <w:tab/>
       <w:tab/>
-      <w:t>2026-07-19</w:t>
+      <w:t>2026-07-20</w:t>
       <w:br/>
       <w:br/>
     </w:r>

--- a/klagomål/A 59052-2025 FSC-klagomål.docx
+++ b/klagomål/A 59052-2025 FSC-klagomål.docx
@@ -1381,7 +1381,7 @@
     <w:r>
       <w:tab/>
       <w:tab/>
-      <w:t>2026-07-20</w:t>
+      <w:t>2026-07-21</w:t>
       <w:br/>
       <w:br/>
     </w:r>

--- a/klagomål/A 59052-2025 FSC-klagomål.docx
+++ b/klagomål/A 59052-2025 FSC-klagomål.docx
@@ -1381,7 +1381,7 @@
     <w:r>
       <w:tab/>
       <w:tab/>
-      <w:t>2026-07-21</w:t>
+      <w:t>2026-07-22</w:t>
       <w:br/>
       <w:br/>
     </w:r>

--- a/klagomål/A 59052-2025 FSC-klagomål.docx
+++ b/klagomål/A 59052-2025 FSC-klagomål.docx
@@ -1381,7 +1381,7 @@
     <w:r>
       <w:tab/>
       <w:tab/>
-      <w:t>2026-07-22</w:t>
+      <w:t>2026-07-23</w:t>
       <w:br/>
       <w:br/>
     </w:r>

--- a/klagomål/A 59052-2025 FSC-klagomål.docx
+++ b/klagomål/A 59052-2025 FSC-klagomål.docx
@@ -1381,7 +1381,7 @@
     <w:r>
       <w:tab/>
       <w:tab/>
-      <w:t>2026-07-23</w:t>
+      <w:t>2026-07-24</w:t>
       <w:br/>
       <w:br/>
     </w:r>

--- a/klagomål/A 59052-2025 FSC-klagomål.docx
+++ b/klagomål/A 59052-2025 FSC-klagomål.docx
@@ -1381,7 +1381,7 @@
     <w:r>
       <w:tab/>
       <w:tab/>
-      <w:t>2026-07-24</w:t>
+      <w:t>2026-07-25</w:t>
       <w:br/>
       <w:br/>
     </w:r>

--- a/klagomål/A 59052-2025 FSC-klagomål.docx
+++ b/klagomål/A 59052-2025 FSC-klagomål.docx
@@ -1381,7 +1381,7 @@
     <w:r>
       <w:tab/>
       <w:tab/>
-      <w:t>2026-07-25</w:t>
+      <w:t>2026-07-26</w:t>
       <w:br/>
       <w:br/>
     </w:r>

--- a/klagomål/A 59052-2025 FSC-klagomål.docx
+++ b/klagomål/A 59052-2025 FSC-klagomål.docx
@@ -1381,7 +1381,7 @@
     <w:r>
       <w:tab/>
       <w:tab/>
-      <w:t>2026-07-26</w:t>
+      <w:t>2026-07-27</w:t>
       <w:br/>
       <w:br/>
     </w:r>

--- a/klagomål/A 59052-2025 FSC-klagomål.docx
+++ b/klagomål/A 59052-2025 FSC-klagomål.docx
@@ -1381,7 +1381,7 @@
     <w:r>
       <w:tab/>
       <w:tab/>
-      <w:t>2026-07-27</w:t>
+      <w:t>2026-07-28</w:t>
       <w:br/>
       <w:br/>
     </w:r>

--- a/klagomål/A 59052-2025 FSC-klagomål.docx
+++ b/klagomål/A 59052-2025 FSC-klagomål.docx
@@ -1381,7 +1381,7 @@
     <w:r>
       <w:tab/>
       <w:tab/>
-      <w:t>2026-07-28</w:t>
+      <w:t>2026-07-29</w:t>
       <w:br/>
       <w:br/>
     </w:r>

--- a/klagomål/A 59052-2025 FSC-klagomål.docx
+++ b/klagomål/A 59052-2025 FSC-klagomål.docx
@@ -1381,7 +1381,7 @@
     <w:r>
       <w:tab/>
       <w:tab/>
-      <w:t>2026-07-29</w:t>
+      <w:t>2026-07-30</w:t>
       <w:br/>
       <w:br/>
     </w:r>

--- a/klagomål/A 59052-2025 FSC-klagomål.docx
+++ b/klagomål/A 59052-2025 FSC-klagomål.docx
@@ -1381,7 +1381,7 @@
     <w:r>
       <w:tab/>
       <w:tab/>
-      <w:t>2026-07-30</w:t>
+      <w:t>2026-07-31</w:t>
       <w:br/>
       <w:br/>
     </w:r>

--- a/klagomål/A 59052-2025 FSC-klagomål.docx
+++ b/klagomål/A 59052-2025 FSC-klagomål.docx
@@ -1381,7 +1381,7 @@
     <w:r>
       <w:tab/>
       <w:tab/>
-      <w:t>2026-07-31</w:t>
+      <w:t>2026-08-01</w:t>
       <w:br/>
       <w:br/>
     </w:r>

--- a/klagomål/A 59052-2025 FSC-klagomål.docx
+++ b/klagomål/A 59052-2025 FSC-klagomål.docx
@@ -1381,7 +1381,7 @@
     <w:r>
       <w:tab/>
       <w:tab/>
-      <w:t>2026-08-01</w:t>
+      <w:t>2026-08-02</w:t>
       <w:br/>
       <w:br/>
     </w:r>

--- a/klagomål/A 59052-2025 FSC-klagomål.docx
+++ b/klagomål/A 59052-2025 FSC-klagomål.docx
@@ -1381,7 +1381,7 @@
     <w:r>
       <w:tab/>
       <w:tab/>
-      <w:t>2026-08-02</w:t>
+      <w:t>2026-08-03</w:t>
       <w:br/>
       <w:br/>
     </w:r>

--- a/klagomål/A 59052-2025 FSC-klagomål.docx
+++ b/klagomål/A 59052-2025 FSC-klagomål.docx
@@ -1381,7 +1381,7 @@
     <w:r>
       <w:tab/>
       <w:tab/>
-      <w:t>2026-08-03</w:t>
+      <w:t>2026-08-04</w:t>
       <w:br/>
       <w:br/>
     </w:r>

--- a/klagomål/A 59052-2025 FSC-klagomål.docx
+++ b/klagomål/A 59052-2025 FSC-klagomål.docx
@@ -1381,7 +1381,7 @@
     <w:r>
       <w:tab/>
       <w:tab/>
-      <w:t>2026-08-04</w:t>
+      <w:t>2026-08-05</w:t>
       <w:br/>
       <w:br/>
     </w:r>

--- a/klagomål/A 59052-2025 FSC-klagomål.docx
+++ b/klagomål/A 59052-2025 FSC-klagomål.docx
@@ -1381,7 +1381,7 @@
     <w:r>
       <w:tab/>
       <w:tab/>
-      <w:t>2026-08-05</w:t>
+      <w:t>2026-08-07</w:t>
       <w:br/>
       <w:br/>
     </w:r>

--- a/klagomål/A 59052-2025 FSC-klagomål.docx
+++ b/klagomål/A 59052-2025 FSC-klagomål.docx
@@ -1381,7 +1381,7 @@
     <w:r>
       <w:tab/>
       <w:tab/>
-      <w:t>2026-08-07</w:t>
+      <w:t>2026-08-08</w:t>
       <w:br/>
       <w:br/>
     </w:r>

--- a/klagomål/A 59052-2025 FSC-klagomål.docx
+++ b/klagomål/A 59052-2025 FSC-klagomål.docx
@@ -216,7 +216,7 @@
         <w:spacing w:after="240"/>
       </w:pPr>
       <w:r>
-        <w:t>Figur 1. Fyndplatser för naturvårdsarter i och inom 25 meter från avverkningsanmälan. Markörer utan svart kant är placerade på fyndplatsen. Markörer med svart kant är placerade vid sidan av fyndplatsen har ett svart streck som visar fyndplatsens exakta position. Kartans mittpunktskoordinat är N 6956196, E 510105 i SWEREF 99 TM.</w:t>
+        <w:t>Figur 1. Fyndplatser för naturvårdsarter i och inom 25 meter från avverkningsanmälan. Markörer utan svart kant är placerade på fyndplatsen. Markörer med svart kant är placerade vid sidan av fyndplatsen och har ett svart streck som visar fyndplatsens exakta position. Kartans mittpunktskoordinat är N 6956196, E 510105 i SWEREF 99 TM.</w:t>
       </w:r>
     </w:p>
     <w:p>
@@ -1381,7 +1381,7 @@
     <w:r>
       <w:tab/>
       <w:tab/>
-      <w:t>2026-08-14</w:t>
+      <w:t>2026-08-15</w:t>
       <w:br/>
       <w:br/>
     </w:r>

--- a/klagomål/A 59052-2025 FSC-klagomål.docx
+++ b/klagomål/A 59052-2025 FSC-klagomål.docx
@@ -1381,7 +1381,7 @@
     <w:r>
       <w:tab/>
       <w:tab/>
-      <w:t>2026-08-15</w:t>
+      <w:t>2026-08-16</w:t>
       <w:br/>
       <w:br/>
     </w:r>

--- a/klagomål/A 59052-2025 FSC-klagomål.docx
+++ b/klagomål/A 59052-2025 FSC-klagomål.docx
@@ -1381,7 +1381,7 @@
     <w:r>
       <w:tab/>
       <w:tab/>
-      <w:t>2026-08-16</w:t>
+      <w:t>2026-08-17</w:t>
       <w:br/>
       <w:br/>
     </w:r>

--- a/klagomål/A 59052-2025 FSC-klagomål.docx
+++ b/klagomål/A 59052-2025 FSC-klagomål.docx
@@ -1381,7 +1381,7 @@
     <w:r>
       <w:tab/>
       <w:tab/>
-      <w:t>2026-08-17</w:t>
+      <w:t>2026-08-18</w:t>
       <w:br/>
       <w:br/>
     </w:r>

--- a/klagomål/A 59052-2025 FSC-klagomål.docx
+++ b/klagomål/A 59052-2025 FSC-klagomål.docx
@@ -1381,7 +1381,7 @@
     <w:r>
       <w:tab/>
       <w:tab/>
-      <w:t>2026-08-18</w:t>
+      <w:t>2026-08-19</w:t>
       <w:br/>
       <w:br/>
     </w:r>

--- a/klagomål/A 59052-2025 FSC-klagomål.docx
+++ b/klagomål/A 59052-2025 FSC-klagomål.docx
@@ -1381,7 +1381,7 @@
     <w:r>
       <w:tab/>
       <w:tab/>
-      <w:t>2026-08-19</w:t>
+      <w:t>2026-08-20</w:t>
       <w:br/>
       <w:br/>
     </w:r>

--- a/klagomål/A 59052-2025 FSC-klagomål.docx
+++ b/klagomål/A 59052-2025 FSC-klagomål.docx
@@ -1381,7 +1381,7 @@
     <w:r>
       <w:tab/>
       <w:tab/>
-      <w:t>2026-08-20</w:t>
+      <w:t>2026-08-21</w:t>
       <w:br/>
       <w:br/>
     </w:r>

--- a/klagomål/A 59052-2025 FSC-klagomål.docx
+++ b/klagomål/A 59052-2025 FSC-klagomål.docx
@@ -1381,7 +1381,7 @@
     <w:r>
       <w:tab/>
       <w:tab/>
-      <w:t>2026-08-21</w:t>
+      <w:t>2026-08-22</w:t>
       <w:br/>
       <w:br/>
     </w:r>

--- a/klagomål/A 59052-2025 FSC-klagomål.docx
+++ b/klagomål/A 59052-2025 FSC-klagomål.docx
@@ -1381,7 +1381,7 @@
     <w:r>
       <w:tab/>
       <w:tab/>
-      <w:t>2026-08-22</w:t>
+      <w:t>2026-08-23</w:t>
       <w:br/>
       <w:br/>
     </w:r>

--- a/klagomål/A 59052-2025 FSC-klagomål.docx
+++ b/klagomål/A 59052-2025 FSC-klagomål.docx
@@ -1381,7 +1381,7 @@
     <w:r>
       <w:tab/>
       <w:tab/>
-      <w:t>2026-08-23</w:t>
+      <w:t>2026-08-24</w:t>
       <w:br/>
       <w:br/>
     </w:r>

--- a/klagomål/A 59052-2025 FSC-klagomål.docx
+++ b/klagomål/A 59052-2025 FSC-klagomål.docx
@@ -1381,7 +1381,7 @@
     <w:r>
       <w:tab/>
       <w:tab/>
-      <w:t>2026-08-24</w:t>
+      <w:t>2026-08-25</w:t>
       <w:br/>
       <w:br/>
     </w:r>

--- a/klagomål/A 59052-2025 FSC-klagomål.docx
+++ b/klagomål/A 59052-2025 FSC-klagomål.docx
@@ -1381,7 +1381,7 @@
     <w:r>
       <w:tab/>
       <w:tab/>
-      <w:t>2026-08-25</w:t>
+      <w:t>2026-08-26</w:t>
       <w:br/>
       <w:br/>
     </w:r>

--- a/klagomål/A 59052-2025 FSC-klagomål.docx
+++ b/klagomål/A 59052-2025 FSC-klagomål.docx
@@ -1381,7 +1381,7 @@
     <w:r>
       <w:tab/>
       <w:tab/>
-      <w:t>2026-08-26</w:t>
+      <w:t>2026-08-27</w:t>
       <w:br/>
       <w:br/>
     </w:r>

--- a/klagomål/A 59052-2025 FSC-klagomål.docx
+++ b/klagomål/A 59052-2025 FSC-klagomål.docx
@@ -1381,7 +1381,7 @@
     <w:r>
       <w:tab/>
       <w:tab/>
-      <w:t>2026-08-27</w:t>
+      <w:t>2026-08-28</w:t>
       <w:br/>
       <w:br/>
     </w:r>

--- a/klagomål/A 59052-2025 FSC-klagomål.docx
+++ b/klagomål/A 59052-2025 FSC-klagomål.docx
@@ -1381,7 +1381,7 @@
     <w:r>
       <w:tab/>
       <w:tab/>
-      <w:t>2026-08-28</w:t>
+      <w:t>2026-08-29</w:t>
       <w:br/>
       <w:br/>
     </w:r>

--- a/klagomål/A 59052-2025 FSC-klagomål.docx
+++ b/klagomål/A 59052-2025 FSC-klagomål.docx
@@ -1381,7 +1381,7 @@
     <w:r>
       <w:tab/>
       <w:tab/>
-      <w:t>2026-08-29</w:t>
+      <w:t>2026-08-31</w:t>
       <w:br/>
       <w:br/>
     </w:r>

--- a/klagomål/A 59052-2025 FSC-klagomål.docx
+++ b/klagomål/A 59052-2025 FSC-klagomål.docx
@@ -1381,7 +1381,7 @@
     <w:r>
       <w:tab/>
       <w:tab/>
-      <w:t>2026-08-31</w:t>
+      <w:t>2026-09-01</w:t>
       <w:br/>
       <w:br/>
     </w:r>

--- a/klagomål/A 59052-2025 FSC-klagomål.docx
+++ b/klagomål/A 59052-2025 FSC-klagomål.docx
@@ -1381,7 +1381,7 @@
     <w:r>
       <w:tab/>
       <w:tab/>
-      <w:t>2026-09-01</w:t>
+      <w:t>2026-09-02</w:t>
       <w:br/>
       <w:br/>
     </w:r>

--- a/klagomål/A 59052-2025 FSC-klagomål.docx
+++ b/klagomål/A 59052-2025 FSC-klagomål.docx
@@ -1381,7 +1381,7 @@
     <w:r>
       <w:tab/>
       <w:tab/>
-      <w:t>2026-09-02</w:t>
+      <w:t>2026-09-03</w:t>
       <w:br/>
       <w:br/>
     </w:r>

--- a/klagomål/A 59052-2025 FSC-klagomål.docx
+++ b/klagomål/A 59052-2025 FSC-klagomål.docx
@@ -1381,7 +1381,7 @@
     <w:r>
       <w:tab/>
       <w:tab/>
-      <w:t>2026-09-03</w:t>
+      <w:t>2026-09-04</w:t>
       <w:br/>
       <w:br/>
     </w:r>

--- a/klagomål/A 59052-2025 FSC-klagomål.docx
+++ b/klagomål/A 59052-2025 FSC-klagomål.docx
@@ -1381,7 +1381,7 @@
     <w:r>
       <w:tab/>
       <w:tab/>
-      <w:t>2026-09-04</w:t>
+      <w:t>2026-09-05</w:t>
       <w:br/>
       <w:br/>
     </w:r>
